--- a/python_oriented_interview/Printout/cucumber/cucumber_python.docx
+++ b/python_oriented_interview/Printout/cucumber/cucumber_python.docx
@@ -35,23 +35,7 @@
           <w:sz w:val="18"/>
           <w:szCs w:val="18"/>
         </w:rPr>
-        <w:t>Cucumber is a BDD (</w:t>
-      </w:r>
-      <w:proofErr w:type="spellStart"/>
-      <w:r>
-        <w:rPr>
-          <w:sz w:val="18"/>
-          <w:szCs w:val="18"/>
-        </w:rPr>
-        <w:t>Behavior</w:t>
-      </w:r>
-      <w:proofErr w:type="spellEnd"/>
-      <w:r>
-        <w:rPr>
-          <w:sz w:val="18"/>
-          <w:szCs w:val="18"/>
-        </w:rPr>
-        <w:t xml:space="preserve"> Driven Development) tool that allows writing test scenarios in </w:t>
+        <w:t xml:space="preserve">Cucumber is a BDD (Behavior Driven Development) tool that allows writing test scenarios in </w:t>
       </w:r>
       <w:r>
         <w:rPr>
@@ -85,7 +69,6 @@
         </w:rPr>
         <w:t xml:space="preserve">In Python, we typically use </w:t>
       </w:r>
-      <w:proofErr w:type="spellStart"/>
       <w:r>
         <w:rPr>
           <w:b/>
@@ -95,7 +78,6 @@
         </w:rPr>
         <w:t>pytest-bdd</w:t>
       </w:r>
-      <w:proofErr w:type="spellEnd"/>
       <w:r>
         <w:rPr>
           <w:sz w:val="18"/>
@@ -117,23 +99,7 @@
           <w:sz w:val="18"/>
           <w:szCs w:val="18"/>
         </w:rPr>
-        <w:t xml:space="preserve"> by defining </w:t>
-      </w:r>
-      <w:proofErr w:type="spellStart"/>
-      <w:r>
-        <w:rPr>
-          <w:sz w:val="18"/>
-          <w:szCs w:val="18"/>
-        </w:rPr>
-        <w:t>behavior</w:t>
-      </w:r>
-      <w:proofErr w:type="spellEnd"/>
-      <w:r>
-        <w:rPr>
-          <w:sz w:val="18"/>
-          <w:szCs w:val="18"/>
-        </w:rPr>
-        <w:t xml:space="preserve"> in plain English and linking it with automation code using Selenium.</w:t>
+        <w:t xml:space="preserve"> by defining behavior in plain English and linking it with automation code using Selenium.</w:t>
       </w:r>
     </w:p>
     <w:p>
@@ -150,7 +116,7 @@
           <w:szCs w:val="18"/>
         </w:rPr>
         <w:pict w14:anchorId="5EE93C4A">
-          <v:rect id="_x0000_i1332" style="width:0;height:1.5pt" o:hralign="center" o:hrstd="t" o:hr="t" fillcolor="#a0a0a0" stroked="f"/>
+          <v:rect id="_x0000_i1025" style="width:0;height:1.5pt" o:hralign="center" o:hrstd="t" o:hr="t" fillcolor="#a0a0a0" stroked="f"/>
         </w:pict>
       </w:r>
     </w:p>
@@ -171,27 +137,7 @@
           <w:sz w:val="18"/>
           <w:szCs w:val="18"/>
         </w:rPr>
-        <w:t>2. What are the key components of a Cucumber (</w:t>
-      </w:r>
-      <w:proofErr w:type="spellStart"/>
-      <w:r>
-        <w:rPr>
-          <w:b/>
-          <w:bCs/>
-          <w:sz w:val="18"/>
-          <w:szCs w:val="18"/>
-        </w:rPr>
-        <w:t>pytest-bdd</w:t>
-      </w:r>
-      <w:proofErr w:type="spellEnd"/>
-      <w:r>
-        <w:rPr>
-          <w:b/>
-          <w:bCs/>
-          <w:sz w:val="18"/>
-          <w:szCs w:val="18"/>
-        </w:rPr>
-        <w:t>) framework?</w:t>
+        <w:t>2. What are the key components of a Cucumber (pytest-bdd) framework?</w:t>
       </w:r>
     </w:p>
     <w:p>
@@ -213,27 +159,7 @@
           <w:sz w:val="18"/>
           <w:szCs w:val="18"/>
         </w:rPr>
-        <w:t xml:space="preserve">Feature Files </w:t>
-      </w:r>
-      <w:proofErr w:type="gramStart"/>
-      <w:r>
-        <w:rPr>
-          <w:b/>
-          <w:bCs/>
-          <w:sz w:val="18"/>
-          <w:szCs w:val="18"/>
-        </w:rPr>
-        <w:t>(.feature</w:t>
-      </w:r>
-      <w:proofErr w:type="gramEnd"/>
-      <w:r>
-        <w:rPr>
-          <w:b/>
-          <w:bCs/>
-          <w:sz w:val="18"/>
-          <w:szCs w:val="18"/>
-        </w:rPr>
-        <w:t>)</w:t>
+        <w:t>Feature Files (.feature)</w:t>
       </w:r>
       <w:r>
         <w:rPr>
@@ -293,27 +219,7 @@
           <w:sz w:val="18"/>
           <w:szCs w:val="18"/>
         </w:rPr>
-        <w:t>Fixtures (</w:t>
-      </w:r>
-      <w:proofErr w:type="spellStart"/>
-      <w:r>
-        <w:rPr>
-          <w:b/>
-          <w:bCs/>
-          <w:sz w:val="18"/>
-          <w:szCs w:val="18"/>
-        </w:rPr>
-        <w:t>pytest</w:t>
-      </w:r>
-      <w:proofErr w:type="spellEnd"/>
-      <w:r>
-        <w:rPr>
-          <w:b/>
-          <w:bCs/>
-          <w:sz w:val="18"/>
-          <w:szCs w:val="18"/>
-        </w:rPr>
-        <w:t xml:space="preserve"> concept)</w:t>
+        <w:t>Fixtures (pytest concept)</w:t>
       </w:r>
       <w:r>
         <w:rPr>
@@ -343,27 +249,7 @@
           <w:sz w:val="18"/>
           <w:szCs w:val="18"/>
         </w:rPr>
-        <w:t>Hooks (</w:t>
-      </w:r>
-      <w:proofErr w:type="spellStart"/>
-      <w:r>
-        <w:rPr>
-          <w:b/>
-          <w:bCs/>
-          <w:sz w:val="18"/>
-          <w:szCs w:val="18"/>
-        </w:rPr>
-        <w:t>pytest</w:t>
-      </w:r>
-      <w:proofErr w:type="spellEnd"/>
-      <w:r>
-        <w:rPr>
-          <w:b/>
-          <w:bCs/>
-          <w:sz w:val="18"/>
-          <w:szCs w:val="18"/>
-        </w:rPr>
-        <w:t xml:space="preserve"> hooks or fixtures)</w:t>
+        <w:t>Hooks (pytest hooks or fixtures)</w:t>
       </w:r>
       <w:r>
         <w:rPr>
@@ -393,27 +279,7 @@
           <w:sz w:val="18"/>
           <w:szCs w:val="18"/>
         </w:rPr>
-        <w:t>Test Runner (</w:t>
-      </w:r>
-      <w:proofErr w:type="spellStart"/>
-      <w:r>
-        <w:rPr>
-          <w:b/>
-          <w:bCs/>
-          <w:sz w:val="18"/>
-          <w:szCs w:val="18"/>
-        </w:rPr>
-        <w:t>pytest</w:t>
-      </w:r>
-      <w:proofErr w:type="spellEnd"/>
-      <w:r>
-        <w:rPr>
-          <w:b/>
-          <w:bCs/>
-          <w:sz w:val="18"/>
-          <w:szCs w:val="18"/>
-        </w:rPr>
-        <w:t xml:space="preserve"> command)</w:t>
+        <w:t>Test Runner (pytest command)</w:t>
       </w:r>
       <w:r>
         <w:rPr>
@@ -421,23 +287,7 @@
           <w:szCs w:val="18"/>
         </w:rPr>
         <w:br/>
-        <w:t xml:space="preserve">Execution is handled using </w:t>
-      </w:r>
-      <w:proofErr w:type="spellStart"/>
-      <w:r>
-        <w:rPr>
-          <w:sz w:val="18"/>
-          <w:szCs w:val="18"/>
-        </w:rPr>
-        <w:t>pytest</w:t>
-      </w:r>
-      <w:proofErr w:type="spellEnd"/>
-      <w:r>
-        <w:rPr>
-          <w:sz w:val="18"/>
-          <w:szCs w:val="18"/>
-        </w:rPr>
-        <w:t>, not a separate runner class.</w:t>
+        <w:t>Execution is handled using pytest, not a separate runner class.</w:t>
       </w:r>
     </w:p>
     <w:p>
@@ -454,7 +304,7 @@
           <w:szCs w:val="18"/>
         </w:rPr>
         <w:pict w14:anchorId="34BABAC6">
-          <v:rect id="_x0000_i1333" style="width:0;height:1.5pt" o:hralign="center" o:hrstd="t" o:hr="t" fillcolor="#a0a0a0" stroked="f"/>
+          <v:rect id="_x0000_i1026" style="width:0;height:1.5pt" o:hralign="center" o:hrstd="t" o:hr="t" fillcolor="#a0a0a0" stroked="f"/>
         </w:pict>
       </w:r>
     </w:p>
@@ -578,17 +428,8 @@
           <w:sz w:val="18"/>
           <w:szCs w:val="18"/>
         </w:rPr>
-        <w:t xml:space="preserve"> → </w:t>
-      </w:r>
-      <w:proofErr w:type="gramStart"/>
-      <w:r>
-        <w:rPr>
-          <w:sz w:val="18"/>
-          <w:szCs w:val="18"/>
-        </w:rPr>
-        <w:t>Pre-condition</w:t>
-      </w:r>
-      <w:proofErr w:type="gramEnd"/>
+        <w:t xml:space="preserve"> → Pre-condition</w:t>
+      </w:r>
     </w:p>
     <w:p>
       <w:pPr>
@@ -796,7 +637,7 @@
           <w:szCs w:val="18"/>
         </w:rPr>
         <w:pict w14:anchorId="7A9C1A3D">
-          <v:rect id="_x0000_i1334" style="width:0;height:1.5pt" o:hralign="center" o:hrstd="t" o:hr="t" fillcolor="#a0a0a0" stroked="f"/>
+          <v:rect id="_x0000_i1027" style="width:0;height:1.5pt" o:hralign="center" o:hrstd="t" o:hr="t" fillcolor="#a0a0a0" stroked="f"/>
         </w:pict>
       </w:r>
     </w:p>
@@ -817,27 +658,7 @@
           <w:sz w:val="18"/>
           <w:szCs w:val="18"/>
         </w:rPr>
-        <w:t xml:space="preserve">4. How do you manage reusable steps in </w:t>
-      </w:r>
-      <w:proofErr w:type="spellStart"/>
-      <w:r>
-        <w:rPr>
-          <w:b/>
-          <w:bCs/>
-          <w:sz w:val="18"/>
-          <w:szCs w:val="18"/>
-        </w:rPr>
-        <w:t>pytest-bdd</w:t>
-      </w:r>
-      <w:proofErr w:type="spellEnd"/>
-      <w:r>
-        <w:rPr>
-          <w:b/>
-          <w:bCs/>
-          <w:sz w:val="18"/>
-          <w:szCs w:val="18"/>
-        </w:rPr>
-        <w:t>?</w:t>
+        <w:t>4. How do you manage reusable steps in pytest-bdd?</w:t>
       </w:r>
     </w:p>
     <w:p>
@@ -963,87 +784,39 @@
           <w:sz w:val="18"/>
           <w:szCs w:val="18"/>
         </w:rPr>
-        <w:t>@</w:t>
-      </w:r>
-      <w:proofErr w:type="gramStart"/>
-      <w:r>
-        <w:rPr>
-          <w:sz w:val="18"/>
-          <w:szCs w:val="18"/>
-        </w:rPr>
-        <w:t>given(</w:t>
-      </w:r>
-      <w:proofErr w:type="gramEnd"/>
-      <w:r>
-        <w:rPr>
-          <w:sz w:val="18"/>
-          <w:szCs w:val="18"/>
-        </w:rPr>
-        <w:t>"user is on login page")</w:t>
-      </w:r>
-    </w:p>
-    <w:p>
-      <w:pPr>
-        <w:spacing w:after="0" w:line="20" w:lineRule="atLeast"/>
-        <w:rPr>
-          <w:sz w:val="18"/>
-          <w:szCs w:val="18"/>
-        </w:rPr>
-      </w:pPr>
-      <w:r>
-        <w:rPr>
-          <w:sz w:val="18"/>
-          <w:szCs w:val="18"/>
-        </w:rPr>
-        <w:t xml:space="preserve">def </w:t>
-      </w:r>
-      <w:proofErr w:type="spellStart"/>
-      <w:r>
-        <w:rPr>
-          <w:sz w:val="18"/>
-          <w:szCs w:val="18"/>
-        </w:rPr>
-        <w:t>open_login_page</w:t>
-      </w:r>
-      <w:proofErr w:type="spellEnd"/>
-      <w:r>
-        <w:rPr>
-          <w:sz w:val="18"/>
-          <w:szCs w:val="18"/>
-        </w:rPr>
-        <w:t>(driver):</w:t>
-      </w:r>
-    </w:p>
-    <w:p>
-      <w:pPr>
-        <w:spacing w:after="0" w:line="20" w:lineRule="atLeast"/>
-        <w:rPr>
-          <w:sz w:val="18"/>
-          <w:szCs w:val="18"/>
-        </w:rPr>
-      </w:pPr>
-      <w:r>
-        <w:rPr>
-          <w:sz w:val="18"/>
-          <w:szCs w:val="18"/>
-        </w:rPr>
-        <w:t xml:space="preserve">    </w:t>
-      </w:r>
-      <w:proofErr w:type="spellStart"/>
-      <w:r>
-        <w:rPr>
-          <w:sz w:val="18"/>
-          <w:szCs w:val="18"/>
-        </w:rPr>
-        <w:t>driver.get</w:t>
-      </w:r>
-      <w:proofErr w:type="spellEnd"/>
-      <w:r>
-        <w:rPr>
-          <w:sz w:val="18"/>
-          <w:szCs w:val="18"/>
-        </w:rPr>
-        <w:t>("https://example.com")</w:t>
+        <w:t>@given("user is on login page")</w:t>
+      </w:r>
+    </w:p>
+    <w:p>
+      <w:pPr>
+        <w:spacing w:after="0" w:line="20" w:lineRule="atLeast"/>
+        <w:rPr>
+          <w:sz w:val="18"/>
+          <w:szCs w:val="18"/>
+        </w:rPr>
+      </w:pPr>
+      <w:r>
+        <w:rPr>
+          <w:sz w:val="18"/>
+          <w:szCs w:val="18"/>
+        </w:rPr>
+        <w:t>def open_login_page(driver):</w:t>
+      </w:r>
+    </w:p>
+    <w:p>
+      <w:pPr>
+        <w:spacing w:after="0" w:line="20" w:lineRule="atLeast"/>
+        <w:rPr>
+          <w:sz w:val="18"/>
+          <w:szCs w:val="18"/>
+        </w:rPr>
+      </w:pPr>
+      <w:r>
+        <w:rPr>
+          <w:sz w:val="18"/>
+          <w:szCs w:val="18"/>
+        </w:rPr>
+        <w:t xml:space="preserve">    driver.get("https://example.com")</w:t>
       </w:r>
     </w:p>
     <w:p>
@@ -1060,7 +833,7 @@
           <w:szCs w:val="18"/>
         </w:rPr>
         <w:pict w14:anchorId="51A78DF8">
-          <v:rect id="_x0000_i1335" style="width:0;height:1.5pt" o:hralign="center" o:hrstd="t" o:hr="t" fillcolor="#a0a0a0" stroked="f"/>
+          <v:rect id="_x0000_i1028" style="width:0;height:1.5pt" o:hralign="center" o:hrstd="t" o:hr="t" fillcolor="#a0a0a0" stroked="f"/>
         </w:pict>
       </w:r>
     </w:p>
@@ -1081,9 +854,24 @@
           <w:sz w:val="18"/>
           <w:szCs w:val="18"/>
         </w:rPr>
-        <w:t xml:space="preserve">5. What is the role of Runner class in </w:t>
-      </w:r>
-      <w:proofErr w:type="spellStart"/>
+        <w:t>5. What is the role of Runner class in pytest-bdd?</w:t>
+      </w:r>
+    </w:p>
+    <w:p>
+      <w:pPr>
+        <w:spacing w:after="0" w:line="20" w:lineRule="atLeast"/>
+        <w:rPr>
+          <w:sz w:val="18"/>
+          <w:szCs w:val="18"/>
+        </w:rPr>
+      </w:pPr>
+      <w:r>
+        <w:rPr>
+          <w:sz w:val="18"/>
+          <w:szCs w:val="18"/>
+        </w:rPr>
+        <w:t xml:space="preserve">There is </w:t>
+      </w:r>
       <w:r>
         <w:rPr>
           <w:b/>
@@ -1091,41 +879,6 @@
           <w:sz w:val="18"/>
           <w:szCs w:val="18"/>
         </w:rPr>
-        <w:t>pytest-bdd</w:t>
-      </w:r>
-      <w:proofErr w:type="spellEnd"/>
-      <w:r>
-        <w:rPr>
-          <w:b/>
-          <w:bCs/>
-          <w:sz w:val="18"/>
-          <w:szCs w:val="18"/>
-        </w:rPr>
-        <w:t>?</w:t>
-      </w:r>
-    </w:p>
-    <w:p>
-      <w:pPr>
-        <w:spacing w:after="0" w:line="20" w:lineRule="atLeast"/>
-        <w:rPr>
-          <w:sz w:val="18"/>
-          <w:szCs w:val="18"/>
-        </w:rPr>
-      </w:pPr>
-      <w:r>
-        <w:rPr>
-          <w:sz w:val="18"/>
-          <w:szCs w:val="18"/>
-        </w:rPr>
-        <w:t xml:space="preserve">There is </w:t>
-      </w:r>
-      <w:r>
-        <w:rPr>
-          <w:b/>
-          <w:bCs/>
-          <w:sz w:val="18"/>
-          <w:szCs w:val="18"/>
-        </w:rPr>
         <w:t>no Runner class</w:t>
       </w:r>
       <w:r>
@@ -1160,21 +913,12 @@
           <w:szCs w:val="18"/>
         </w:rPr>
       </w:pPr>
-      <w:proofErr w:type="spellStart"/>
-      <w:r>
-        <w:rPr>
-          <w:sz w:val="18"/>
-          <w:szCs w:val="18"/>
-        </w:rPr>
-        <w:t>pytest</w:t>
-      </w:r>
-      <w:proofErr w:type="spellEnd"/>
-      <w:r>
-        <w:rPr>
-          <w:sz w:val="18"/>
-          <w:szCs w:val="18"/>
-        </w:rPr>
-        <w:t xml:space="preserve"> -v -k "login"</w:t>
+      <w:r>
+        <w:rPr>
+          <w:sz w:val="18"/>
+          <w:szCs w:val="18"/>
+        </w:rPr>
+        <w:t>pytest -v -k "login"</w:t>
       </w:r>
     </w:p>
     <w:p>
@@ -1250,32 +994,7 @@
           <w:sz w:val="18"/>
           <w:szCs w:val="18"/>
         </w:rPr>
-        <w:t xml:space="preserve">plugins (like </w:t>
-      </w:r>
-      <w:proofErr w:type="spellStart"/>
-      <w:proofErr w:type="gramStart"/>
-      <w:r>
-        <w:rPr>
-          <w:sz w:val="18"/>
-          <w:szCs w:val="18"/>
-        </w:rPr>
-        <w:t>pytest</w:t>
-      </w:r>
-      <w:proofErr w:type="spellEnd"/>
-      <w:r>
-        <w:rPr>
-          <w:sz w:val="18"/>
-          <w:szCs w:val="18"/>
-        </w:rPr>
-        <w:t>-html</w:t>
-      </w:r>
-      <w:proofErr w:type="gramEnd"/>
-      <w:r>
-        <w:rPr>
-          <w:sz w:val="18"/>
-          <w:szCs w:val="18"/>
-        </w:rPr>
-        <w:t>)</w:t>
+        <w:t>plugins (like pytest-html)</w:t>
       </w:r>
     </w:p>
     <w:p>
@@ -1292,7 +1011,7 @@
           <w:szCs w:val="18"/>
         </w:rPr>
         <w:pict w14:anchorId="23FE4E05">
-          <v:rect id="_x0000_i1336" style="width:0;height:1.5pt" o:hralign="center" o:hrstd="t" o:hr="t" fillcolor="#a0a0a0" stroked="f"/>
+          <v:rect id="_x0000_i1029" style="width:0;height:1.5pt" o:hralign="center" o:hrstd="t" o:hr="t" fillcolor="#a0a0a0" stroked="f"/>
         </w:pict>
       </w:r>
     </w:p>
@@ -1313,27 +1032,7 @@
           <w:sz w:val="18"/>
           <w:szCs w:val="18"/>
         </w:rPr>
-        <w:t xml:space="preserve">6. How do you handle test data in </w:t>
-      </w:r>
-      <w:proofErr w:type="spellStart"/>
-      <w:r>
-        <w:rPr>
-          <w:b/>
-          <w:bCs/>
-          <w:sz w:val="18"/>
-          <w:szCs w:val="18"/>
-        </w:rPr>
-        <w:t>pytest-bdd</w:t>
-      </w:r>
-      <w:proofErr w:type="spellEnd"/>
-      <w:r>
-        <w:rPr>
-          <w:b/>
-          <w:bCs/>
-          <w:sz w:val="18"/>
-          <w:szCs w:val="18"/>
-        </w:rPr>
-        <w:t>?</w:t>
+        <w:t>6. How do you handle test data in pytest-bdd?</w:t>
       </w:r>
     </w:p>
     <w:p>
@@ -1512,7 +1211,7 @@
           <w:szCs w:val="18"/>
         </w:rPr>
         <w:pict w14:anchorId="6E03D102">
-          <v:rect id="_x0000_i1337" style="width:0;height:1.5pt" o:hralign="center" o:hrstd="t" o:hr="t" fillcolor="#a0a0a0" stroked="f"/>
+          <v:rect id="_x0000_i1030" style="width:0;height:1.5pt" o:hralign="center" o:hrstd="t" o:hr="t" fillcolor="#a0a0a0" stroked="f"/>
         </w:pict>
       </w:r>
     </w:p>
@@ -1533,27 +1232,7 @@
           <w:sz w:val="18"/>
           <w:szCs w:val="18"/>
         </w:rPr>
-        <w:t xml:space="preserve">7. What are Hooks in </w:t>
-      </w:r>
-      <w:proofErr w:type="spellStart"/>
-      <w:r>
-        <w:rPr>
-          <w:b/>
-          <w:bCs/>
-          <w:sz w:val="18"/>
-          <w:szCs w:val="18"/>
-        </w:rPr>
-        <w:t>pytest-bdd</w:t>
-      </w:r>
-      <w:proofErr w:type="spellEnd"/>
-      <w:r>
-        <w:rPr>
-          <w:b/>
-          <w:bCs/>
-          <w:sz w:val="18"/>
-          <w:szCs w:val="18"/>
-        </w:rPr>
-        <w:t>, and how do you use them?</w:t>
+        <w:t>7. What are Hooks in pytest-bdd, and how do you use them?</w:t>
       </w:r>
     </w:p>
     <w:p>
@@ -1591,7 +1270,6 @@
         </w:rPr>
         <w:t xml:space="preserve">Use </w:t>
       </w:r>
-      <w:proofErr w:type="spellStart"/>
       <w:r>
         <w:rPr>
           <w:b/>
@@ -1599,17 +1277,7 @@
           <w:sz w:val="18"/>
           <w:szCs w:val="18"/>
         </w:rPr>
-        <w:t>pytest</w:t>
-      </w:r>
-      <w:proofErr w:type="spellEnd"/>
-      <w:r>
-        <w:rPr>
-          <w:b/>
-          <w:bCs/>
-          <w:sz w:val="18"/>
-          <w:szCs w:val="18"/>
-        </w:rPr>
-        <w:t xml:space="preserve"> fixtures</w:t>
+        <w:t>pytest fixtures</w:t>
       </w:r>
       <w:r>
         <w:rPr>
@@ -1657,82 +1325,39 @@
           <w:sz w:val="18"/>
           <w:szCs w:val="18"/>
         </w:rPr>
-        <w:t>@</w:t>
-      </w:r>
-      <w:proofErr w:type="gramStart"/>
-      <w:r>
-        <w:rPr>
-          <w:sz w:val="18"/>
-          <w:szCs w:val="18"/>
-        </w:rPr>
-        <w:t>pytest.fixture</w:t>
-      </w:r>
-      <w:proofErr w:type="gramEnd"/>
-    </w:p>
-    <w:p>
-      <w:pPr>
-        <w:spacing w:after="0" w:line="20" w:lineRule="atLeast"/>
-        <w:rPr>
-          <w:sz w:val="18"/>
-          <w:szCs w:val="18"/>
-        </w:rPr>
-      </w:pPr>
-      <w:r>
-        <w:rPr>
-          <w:sz w:val="18"/>
-          <w:szCs w:val="18"/>
-        </w:rPr>
-        <w:t xml:space="preserve">def </w:t>
-      </w:r>
-      <w:proofErr w:type="gramStart"/>
-      <w:r>
-        <w:rPr>
-          <w:sz w:val="18"/>
-          <w:szCs w:val="18"/>
-        </w:rPr>
-        <w:t>driver(</w:t>
-      </w:r>
-      <w:proofErr w:type="gramEnd"/>
-      <w:r>
-        <w:rPr>
-          <w:sz w:val="18"/>
-          <w:szCs w:val="18"/>
-        </w:rPr>
-        <w:t>):</w:t>
-      </w:r>
-    </w:p>
-    <w:p>
-      <w:pPr>
-        <w:spacing w:after="0" w:line="20" w:lineRule="atLeast"/>
-        <w:rPr>
-          <w:sz w:val="18"/>
-          <w:szCs w:val="18"/>
-        </w:rPr>
-      </w:pPr>
-      <w:r>
-        <w:rPr>
-          <w:sz w:val="18"/>
-          <w:szCs w:val="18"/>
-        </w:rPr>
-        <w:t xml:space="preserve">    driver = </w:t>
-      </w:r>
-      <w:proofErr w:type="spellStart"/>
-      <w:proofErr w:type="gramStart"/>
-      <w:r>
-        <w:rPr>
-          <w:sz w:val="18"/>
-          <w:szCs w:val="18"/>
-        </w:rPr>
-        <w:t>webdriver.Chrome</w:t>
-      </w:r>
-      <w:proofErr w:type="spellEnd"/>
-      <w:proofErr w:type="gramEnd"/>
-      <w:r>
-        <w:rPr>
-          <w:sz w:val="18"/>
-          <w:szCs w:val="18"/>
-        </w:rPr>
-        <w:t>()</w:t>
+        <w:t>@pytest.fixture</w:t>
+      </w:r>
+    </w:p>
+    <w:p>
+      <w:pPr>
+        <w:spacing w:after="0" w:line="20" w:lineRule="atLeast"/>
+        <w:rPr>
+          <w:sz w:val="18"/>
+          <w:szCs w:val="18"/>
+        </w:rPr>
+      </w:pPr>
+      <w:r>
+        <w:rPr>
+          <w:sz w:val="18"/>
+          <w:szCs w:val="18"/>
+        </w:rPr>
+        <w:t>def driver():</w:t>
+      </w:r>
+    </w:p>
+    <w:p>
+      <w:pPr>
+        <w:spacing w:after="0" w:line="20" w:lineRule="atLeast"/>
+        <w:rPr>
+          <w:sz w:val="18"/>
+          <w:szCs w:val="18"/>
+        </w:rPr>
+      </w:pPr>
+      <w:r>
+        <w:rPr>
+          <w:sz w:val="18"/>
+          <w:szCs w:val="18"/>
+        </w:rPr>
+        <w:t xml:space="preserve">    driver = webdriver.Chrome()</w:t>
       </w:r>
     </w:p>
     <w:p>
@@ -1764,25 +1389,7 @@
           <w:sz w:val="18"/>
           <w:szCs w:val="18"/>
         </w:rPr>
-        <w:t xml:space="preserve">    </w:t>
-      </w:r>
-      <w:proofErr w:type="spellStart"/>
-      <w:proofErr w:type="gramStart"/>
-      <w:r>
-        <w:rPr>
-          <w:sz w:val="18"/>
-          <w:szCs w:val="18"/>
-        </w:rPr>
-        <w:t>driver.quit</w:t>
-      </w:r>
-      <w:proofErr w:type="spellEnd"/>
-      <w:proofErr w:type="gramEnd"/>
-      <w:r>
-        <w:rPr>
-          <w:sz w:val="18"/>
-          <w:szCs w:val="18"/>
-        </w:rPr>
-        <w:t>()</w:t>
+        <w:t xml:space="preserve">    driver.quit()</w:t>
       </w:r>
     </w:p>
     <w:p>
@@ -1813,21 +1420,12 @@
           <w:szCs w:val="18"/>
         </w:rPr>
       </w:pPr>
-      <w:proofErr w:type="spellStart"/>
-      <w:r>
-        <w:rPr>
-          <w:sz w:val="18"/>
-          <w:szCs w:val="18"/>
-        </w:rPr>
-        <w:t>pytest_runtest_makereport</w:t>
-      </w:r>
-      <w:proofErr w:type="spellEnd"/>
-      <w:r>
-        <w:rPr>
-          <w:sz w:val="18"/>
-          <w:szCs w:val="18"/>
-        </w:rPr>
-        <w:t xml:space="preserve"> for failure handling</w:t>
+      <w:r>
+        <w:rPr>
+          <w:sz w:val="18"/>
+          <w:szCs w:val="18"/>
+        </w:rPr>
+        <w:t>pytest_runtest_makereport for failure handling</w:t>
       </w:r>
     </w:p>
     <w:p>
@@ -1844,7 +1442,7 @@
           <w:szCs w:val="18"/>
         </w:rPr>
         <w:pict w14:anchorId="23762699">
-          <v:rect id="_x0000_i1338" style="width:0;height:1.5pt" o:hralign="center" o:hrstd="t" o:hr="t" fillcolor="#a0a0a0" stroked="f"/>
+          <v:rect id="_x0000_i1031" style="width:0;height:1.5pt" o:hralign="center" o:hrstd="t" o:hr="t" fillcolor="#a0a0a0" stroked="f"/>
         </w:pict>
       </w:r>
     </w:p>
@@ -1865,9 +1463,24 @@
           <w:sz w:val="18"/>
           <w:szCs w:val="18"/>
         </w:rPr>
-        <w:t xml:space="preserve">8. How do you implement tagging in </w:t>
-      </w:r>
-      <w:proofErr w:type="spellStart"/>
+        <w:t>8. How do you implement tagging in pytest-bdd?</w:t>
+      </w:r>
+    </w:p>
+    <w:p>
+      <w:pPr>
+        <w:spacing w:after="0" w:line="20" w:lineRule="atLeast"/>
+        <w:rPr>
+          <w:sz w:val="18"/>
+          <w:szCs w:val="18"/>
+        </w:rPr>
+      </w:pPr>
+      <w:r>
+        <w:rPr>
+          <w:sz w:val="18"/>
+          <w:szCs w:val="18"/>
+        </w:rPr>
+        <w:t xml:space="preserve">Use </w:t>
+      </w:r>
       <w:r>
         <w:rPr>
           <w:b/>
@@ -1875,35 +1488,108 @@
           <w:sz w:val="18"/>
           <w:szCs w:val="18"/>
         </w:rPr>
-        <w:t>pytest-bdd</w:t>
-      </w:r>
-      <w:proofErr w:type="spellEnd"/>
-      <w:r>
+        <w:t>pytest markers</w:t>
+      </w:r>
+      <w:r>
+        <w:rPr>
+          <w:sz w:val="18"/>
+          <w:szCs w:val="18"/>
+        </w:rPr>
+        <w:t>:</w:t>
+      </w:r>
+    </w:p>
+    <w:p>
+      <w:pPr>
+        <w:spacing w:after="0" w:line="20" w:lineRule="atLeast"/>
+        <w:rPr>
+          <w:sz w:val="18"/>
+          <w:szCs w:val="18"/>
+        </w:rPr>
+      </w:pPr>
+      <w:r>
+        <w:rPr>
+          <w:sz w:val="18"/>
+          <w:szCs w:val="18"/>
+        </w:rPr>
+        <w:t>@smoke</w:t>
+      </w:r>
+    </w:p>
+    <w:p>
+      <w:pPr>
+        <w:spacing w:after="0" w:line="20" w:lineRule="atLeast"/>
+        <w:rPr>
+          <w:sz w:val="18"/>
+          <w:szCs w:val="18"/>
+        </w:rPr>
+      </w:pPr>
+      <w:r>
+        <w:rPr>
+          <w:sz w:val="18"/>
+          <w:szCs w:val="18"/>
+        </w:rPr>
+        <w:t>Scenario: Login test</w:t>
+      </w:r>
+    </w:p>
+    <w:p>
+      <w:pPr>
+        <w:spacing w:after="0" w:line="20" w:lineRule="atLeast"/>
+        <w:rPr>
+          <w:sz w:val="18"/>
+          <w:szCs w:val="18"/>
+        </w:rPr>
+      </w:pPr>
+      <w:r>
+        <w:rPr>
+          <w:sz w:val="18"/>
+          <w:szCs w:val="18"/>
+        </w:rPr>
+        <w:t>Run using:</w:t>
+      </w:r>
+    </w:p>
+    <w:p>
+      <w:pPr>
+        <w:spacing w:after="0" w:line="20" w:lineRule="atLeast"/>
+        <w:rPr>
+          <w:sz w:val="18"/>
+          <w:szCs w:val="18"/>
+        </w:rPr>
+      </w:pPr>
+      <w:r>
+        <w:rPr>
+          <w:sz w:val="18"/>
+          <w:szCs w:val="18"/>
+        </w:rPr>
+        <w:t>pytest -m smoke</w:t>
+      </w:r>
+    </w:p>
+    <w:p>
+      <w:pPr>
+        <w:spacing w:after="0" w:line="20" w:lineRule="atLeast"/>
+        <w:rPr>
+          <w:sz w:val="18"/>
+          <w:szCs w:val="18"/>
+        </w:rPr>
+      </w:pPr>
+      <w:r>
+        <w:rPr>
+          <w:sz w:val="18"/>
+          <w:szCs w:val="18"/>
+        </w:rPr>
+        <w:pict w14:anchorId="06B39294">
+          <v:rect id="_x0000_i1032" style="width:0;height:1.5pt" o:hralign="center" o:hrstd="t" o:hr="t" fillcolor="#a0a0a0" stroked="f"/>
+        </w:pict>
+      </w:r>
+    </w:p>
+    <w:p>
+      <w:pPr>
+        <w:spacing w:after="0" w:line="20" w:lineRule="atLeast"/>
         <w:rPr>
           <w:b/>
           <w:bCs/>
           <w:sz w:val="18"/>
           <w:szCs w:val="18"/>
         </w:rPr>
-        <w:t>?</w:t>
-      </w:r>
-    </w:p>
-    <w:p>
-      <w:pPr>
-        <w:spacing w:after="0" w:line="20" w:lineRule="atLeast"/>
-        <w:rPr>
-          <w:sz w:val="18"/>
-          <w:szCs w:val="18"/>
-        </w:rPr>
-      </w:pPr>
-      <w:r>
-        <w:rPr>
-          <w:sz w:val="18"/>
-          <w:szCs w:val="18"/>
-        </w:rPr>
-        <w:t xml:space="preserve">Use </w:t>
-      </w:r>
-      <w:proofErr w:type="spellStart"/>
+      </w:pPr>
       <w:r>
         <w:rPr>
           <w:b/>
@@ -1911,155 +1597,7 @@
           <w:sz w:val="18"/>
           <w:szCs w:val="18"/>
         </w:rPr>
-        <w:t>pytest</w:t>
-      </w:r>
-      <w:proofErr w:type="spellEnd"/>
-      <w:r>
-        <w:rPr>
-          <w:b/>
-          <w:bCs/>
-          <w:sz w:val="18"/>
-          <w:szCs w:val="18"/>
-        </w:rPr>
-        <w:t xml:space="preserve"> markers</w:t>
-      </w:r>
-      <w:r>
-        <w:rPr>
-          <w:sz w:val="18"/>
-          <w:szCs w:val="18"/>
-        </w:rPr>
-        <w:t>:</w:t>
-      </w:r>
-    </w:p>
-    <w:p>
-      <w:pPr>
-        <w:spacing w:after="0" w:line="20" w:lineRule="atLeast"/>
-        <w:rPr>
-          <w:sz w:val="18"/>
-          <w:szCs w:val="18"/>
-        </w:rPr>
-      </w:pPr>
-      <w:r>
-        <w:rPr>
-          <w:sz w:val="18"/>
-          <w:szCs w:val="18"/>
-        </w:rPr>
-        <w:t>@smoke</w:t>
-      </w:r>
-    </w:p>
-    <w:p>
-      <w:pPr>
-        <w:spacing w:after="0" w:line="20" w:lineRule="atLeast"/>
-        <w:rPr>
-          <w:sz w:val="18"/>
-          <w:szCs w:val="18"/>
-        </w:rPr>
-      </w:pPr>
-      <w:r>
-        <w:rPr>
-          <w:sz w:val="18"/>
-          <w:szCs w:val="18"/>
-        </w:rPr>
-        <w:t>Scenario: Login test</w:t>
-      </w:r>
-    </w:p>
-    <w:p>
-      <w:pPr>
-        <w:spacing w:after="0" w:line="20" w:lineRule="atLeast"/>
-        <w:rPr>
-          <w:sz w:val="18"/>
-          <w:szCs w:val="18"/>
-        </w:rPr>
-      </w:pPr>
-      <w:r>
-        <w:rPr>
-          <w:sz w:val="18"/>
-          <w:szCs w:val="18"/>
-        </w:rPr>
-        <w:t>Run using:</w:t>
-      </w:r>
-    </w:p>
-    <w:p>
-      <w:pPr>
-        <w:spacing w:after="0" w:line="20" w:lineRule="atLeast"/>
-        <w:rPr>
-          <w:sz w:val="18"/>
-          <w:szCs w:val="18"/>
-        </w:rPr>
-      </w:pPr>
-      <w:proofErr w:type="spellStart"/>
-      <w:r>
-        <w:rPr>
-          <w:sz w:val="18"/>
-          <w:szCs w:val="18"/>
-        </w:rPr>
-        <w:t>pytest</w:t>
-      </w:r>
-      <w:proofErr w:type="spellEnd"/>
-      <w:r>
-        <w:rPr>
-          <w:sz w:val="18"/>
-          <w:szCs w:val="18"/>
-        </w:rPr>
-        <w:t xml:space="preserve"> -m smoke</w:t>
-      </w:r>
-    </w:p>
-    <w:p>
-      <w:pPr>
-        <w:spacing w:after="0" w:line="20" w:lineRule="atLeast"/>
-        <w:rPr>
-          <w:sz w:val="18"/>
-          <w:szCs w:val="18"/>
-        </w:rPr>
-      </w:pPr>
-      <w:r>
-        <w:rPr>
-          <w:sz w:val="18"/>
-          <w:szCs w:val="18"/>
-        </w:rPr>
-        <w:pict w14:anchorId="06B39294">
-          <v:rect id="_x0000_i1339" style="width:0;height:1.5pt" o:hralign="center" o:hrstd="t" o:hr="t" fillcolor="#a0a0a0" stroked="f"/>
-        </w:pict>
-      </w:r>
-    </w:p>
-    <w:p>
-      <w:pPr>
-        <w:spacing w:after="0" w:line="20" w:lineRule="atLeast"/>
-        <w:rPr>
-          <w:b/>
-          <w:bCs/>
-          <w:sz w:val="18"/>
-          <w:szCs w:val="18"/>
-        </w:rPr>
-      </w:pPr>
-      <w:r>
-        <w:rPr>
-          <w:b/>
-          <w:bCs/>
-          <w:sz w:val="18"/>
-          <w:szCs w:val="18"/>
-        </w:rPr>
-        <w:t xml:space="preserve">9. How does </w:t>
-      </w:r>
-      <w:proofErr w:type="spellStart"/>
-      <w:r>
-        <w:rPr>
-          <w:b/>
-          <w:bCs/>
-          <w:sz w:val="18"/>
-          <w:szCs w:val="18"/>
-        </w:rPr>
-        <w:t>pytest-bdd</w:t>
-      </w:r>
-      <w:proofErr w:type="spellEnd"/>
-      <w:r>
-        <w:rPr>
-          <w:b/>
-          <w:bCs/>
-          <w:sz w:val="18"/>
-          <w:szCs w:val="18"/>
-        </w:rPr>
-        <w:t xml:space="preserve"> integrate with Selenium?</w:t>
+        <w:t>9. How does pytest-bdd integrate with Selenium?</w:t>
       </w:r>
     </w:p>
     <w:p>
@@ -2131,160 +1669,55 @@
           <w:sz w:val="18"/>
           <w:szCs w:val="18"/>
         </w:rPr>
-        <w:t>@</w:t>
-      </w:r>
-      <w:proofErr w:type="gramStart"/>
-      <w:r>
-        <w:rPr>
-          <w:sz w:val="18"/>
-          <w:szCs w:val="18"/>
-        </w:rPr>
-        <w:t>when(</w:t>
-      </w:r>
-      <w:proofErr w:type="gramEnd"/>
-      <w:r>
-        <w:rPr>
-          <w:sz w:val="18"/>
-          <w:szCs w:val="18"/>
-        </w:rPr>
-        <w:t>"user clicks login")</w:t>
-      </w:r>
-    </w:p>
-    <w:p>
-      <w:pPr>
-        <w:spacing w:after="0" w:line="20" w:lineRule="atLeast"/>
-        <w:rPr>
-          <w:sz w:val="18"/>
-          <w:szCs w:val="18"/>
-        </w:rPr>
-      </w:pPr>
-      <w:r>
-        <w:rPr>
-          <w:sz w:val="18"/>
-          <w:szCs w:val="18"/>
-        </w:rPr>
-        <w:t xml:space="preserve">def </w:t>
-      </w:r>
-      <w:proofErr w:type="spellStart"/>
-      <w:r>
-        <w:rPr>
-          <w:sz w:val="18"/>
-          <w:szCs w:val="18"/>
-        </w:rPr>
-        <w:t>click_login</w:t>
-      </w:r>
-      <w:proofErr w:type="spellEnd"/>
-      <w:r>
-        <w:rPr>
-          <w:sz w:val="18"/>
-          <w:szCs w:val="18"/>
-        </w:rPr>
-        <w:t>(driver):</w:t>
-      </w:r>
-    </w:p>
-    <w:p>
-      <w:pPr>
-        <w:spacing w:after="0" w:line="20" w:lineRule="atLeast"/>
-        <w:rPr>
-          <w:sz w:val="18"/>
-          <w:szCs w:val="18"/>
-        </w:rPr>
-      </w:pPr>
-      <w:r>
-        <w:rPr>
-          <w:sz w:val="18"/>
-          <w:szCs w:val="18"/>
-        </w:rPr>
-        <w:t xml:space="preserve">    </w:t>
-      </w:r>
-      <w:proofErr w:type="spellStart"/>
-      <w:proofErr w:type="gramStart"/>
-      <w:r>
-        <w:rPr>
-          <w:sz w:val="18"/>
-          <w:szCs w:val="18"/>
-        </w:rPr>
-        <w:t>driver.find</w:t>
-      </w:r>
-      <w:proofErr w:type="gramEnd"/>
-      <w:r>
-        <w:rPr>
-          <w:sz w:val="18"/>
-          <w:szCs w:val="18"/>
-        </w:rPr>
-        <w:t>_</w:t>
-      </w:r>
-      <w:proofErr w:type="gramStart"/>
-      <w:r>
-        <w:rPr>
-          <w:sz w:val="18"/>
-          <w:szCs w:val="18"/>
-        </w:rPr>
-        <w:t>element</w:t>
-      </w:r>
-      <w:proofErr w:type="spellEnd"/>
-      <w:r>
-        <w:rPr>
-          <w:sz w:val="18"/>
-          <w:szCs w:val="18"/>
-        </w:rPr>
-        <w:t>(</w:t>
-      </w:r>
-      <w:proofErr w:type="gramEnd"/>
-      <w:r>
-        <w:rPr>
-          <w:sz w:val="18"/>
-          <w:szCs w:val="18"/>
-        </w:rPr>
-        <w:t>By.ID, "login"</w:t>
-      </w:r>
-      <w:proofErr w:type="gramStart"/>
-      <w:r>
-        <w:rPr>
-          <w:sz w:val="18"/>
-          <w:szCs w:val="18"/>
-        </w:rPr>
-        <w:t>).click</w:t>
-      </w:r>
-      <w:proofErr w:type="gramEnd"/>
-      <w:r>
-        <w:rPr>
-          <w:sz w:val="18"/>
-          <w:szCs w:val="18"/>
-        </w:rPr>
-        <w:t>()</w:t>
-      </w:r>
-    </w:p>
-    <w:p>
-      <w:pPr>
-        <w:spacing w:after="0" w:line="20" w:lineRule="atLeast"/>
-        <w:rPr>
-          <w:sz w:val="18"/>
-          <w:szCs w:val="18"/>
-        </w:rPr>
-      </w:pPr>
-      <w:r>
-        <w:rPr>
-          <w:sz w:val="18"/>
-          <w:szCs w:val="18"/>
-        </w:rPr>
-        <w:t xml:space="preserve">Cucumber handles </w:t>
-      </w:r>
-      <w:proofErr w:type="spellStart"/>
-      <w:r>
-        <w:rPr>
-          <w:sz w:val="18"/>
-          <w:szCs w:val="18"/>
-        </w:rPr>
-        <w:t>behavior</w:t>
-      </w:r>
-      <w:proofErr w:type="spellEnd"/>
-      <w:r>
-        <w:rPr>
-          <w:sz w:val="18"/>
-          <w:szCs w:val="18"/>
-        </w:rPr>
-        <w:t>, Selenium handles UI actions.</w:t>
+        <w:t>@when("user clicks login")</w:t>
+      </w:r>
+    </w:p>
+    <w:p>
+      <w:pPr>
+        <w:spacing w:after="0" w:line="20" w:lineRule="atLeast"/>
+        <w:rPr>
+          <w:sz w:val="18"/>
+          <w:szCs w:val="18"/>
+        </w:rPr>
+      </w:pPr>
+      <w:r>
+        <w:rPr>
+          <w:sz w:val="18"/>
+          <w:szCs w:val="18"/>
+        </w:rPr>
+        <w:t>def click_login(driver):</w:t>
+      </w:r>
+    </w:p>
+    <w:p>
+      <w:pPr>
+        <w:spacing w:after="0" w:line="20" w:lineRule="atLeast"/>
+        <w:rPr>
+          <w:sz w:val="18"/>
+          <w:szCs w:val="18"/>
+        </w:rPr>
+      </w:pPr>
+      <w:r>
+        <w:rPr>
+          <w:sz w:val="18"/>
+          <w:szCs w:val="18"/>
+        </w:rPr>
+        <w:t xml:space="preserve">    driver.find_element(By.ID, "login").click()</w:t>
+      </w:r>
+    </w:p>
+    <w:p>
+      <w:pPr>
+        <w:spacing w:after="0" w:line="20" w:lineRule="atLeast"/>
+        <w:rPr>
+          <w:sz w:val="18"/>
+          <w:szCs w:val="18"/>
+        </w:rPr>
+      </w:pPr>
+      <w:r>
+        <w:rPr>
+          <w:sz w:val="18"/>
+          <w:szCs w:val="18"/>
+        </w:rPr>
+        <w:t>Cucumber handles behavior, Selenium handles UI actions.</w:t>
       </w:r>
     </w:p>
     <w:p>
@@ -2301,7 +1734,7 @@
           <w:szCs w:val="18"/>
         </w:rPr>
         <w:pict w14:anchorId="320AE6D2">
-          <v:rect id="_x0000_i1340" style="width:0;height:1.5pt" o:hralign="center" o:hrstd="t" o:hr="t" fillcolor="#a0a0a0" stroked="f"/>
+          <v:rect id="_x0000_i1033" style="width:0;height:1.5pt" o:hralign="center" o:hrstd="t" o:hr="t" fillcolor="#a0a0a0" stroked="f"/>
         </w:pict>
       </w:r>
     </w:p>
@@ -2445,7 +1878,7 @@
           <w:szCs w:val="18"/>
         </w:rPr>
         <w:pict w14:anchorId="6745E2D3">
-          <v:rect id="_x0000_i1341" style="width:0;height:1.5pt" o:hralign="center" o:hrstd="t" o:hr="t" fillcolor="#a0a0a0" stroked="f"/>
+          <v:rect id="_x0000_i1034" style="width:0;height:1.5pt" o:hralign="center" o:hrstd="t" o:hr="t" fillcolor="#a0a0a0" stroked="f"/>
         </w:pict>
       </w:r>
     </w:p>
@@ -2589,7 +2022,7 @@
           <w:szCs w:val="18"/>
         </w:rPr>
         <w:pict w14:anchorId="7F1B9F00">
-          <v:rect id="_x0000_i1342" style="width:0;height:1.5pt" o:hralign="center" o:hrstd="t" o:hr="t" fillcolor="#a0a0a0" stroked="f"/>
+          <v:rect id="_x0000_i1035" style="width:0;height:1.5pt" o:hralign="center" o:hrstd="t" o:hr="t" fillcolor="#a0a0a0" stroked="f"/>
         </w:pict>
       </w:r>
     </w:p>
@@ -2768,7 +2201,7 @@
           <w:szCs w:val="18"/>
         </w:rPr>
         <w:pict w14:anchorId="61AFC7D9">
-          <v:rect id="_x0000_i1343" style="width:0;height:1.5pt" o:hralign="center" o:hrstd="t" o:hr="t" fillcolor="#a0a0a0" stroked="f"/>
+          <v:rect id="_x0000_i1036" style="width:0;height:1.5pt" o:hralign="center" o:hrstd="t" o:hr="t" fillcolor="#a0a0a0" stroked="f"/>
         </w:pict>
       </w:r>
     </w:p>
@@ -2805,23 +2238,7 @@
           <w:sz w:val="18"/>
           <w:szCs w:val="18"/>
         </w:rPr>
-        <w:t xml:space="preserve">Using </w:t>
-      </w:r>
-      <w:proofErr w:type="spellStart"/>
-      <w:r>
-        <w:rPr>
-          <w:sz w:val="18"/>
-          <w:szCs w:val="18"/>
-        </w:rPr>
-        <w:t>pytest</w:t>
-      </w:r>
-      <w:proofErr w:type="spellEnd"/>
-      <w:r>
-        <w:rPr>
-          <w:sz w:val="18"/>
-          <w:szCs w:val="18"/>
-        </w:rPr>
-        <w:t xml:space="preserve"> plugins:</w:t>
+        <w:t>Using pytest plugins:</w:t>
       </w:r>
     </w:p>
     <w:p>
@@ -2836,21 +2253,12 @@
           <w:szCs w:val="18"/>
         </w:rPr>
       </w:pPr>
-      <w:proofErr w:type="spellStart"/>
-      <w:r>
-        <w:rPr>
-          <w:sz w:val="18"/>
-          <w:szCs w:val="18"/>
-        </w:rPr>
-        <w:t>pytest</w:t>
-      </w:r>
-      <w:proofErr w:type="spellEnd"/>
-      <w:r>
-        <w:rPr>
-          <w:sz w:val="18"/>
-          <w:szCs w:val="18"/>
-        </w:rPr>
-        <w:t>-html</w:t>
+      <w:r>
+        <w:rPr>
+          <w:sz w:val="18"/>
+          <w:szCs w:val="18"/>
+        </w:rPr>
+        <w:t>pytest-html</w:t>
       </w:r>
     </w:p>
     <w:p>
@@ -2870,17 +2278,8 @@
           <w:sz w:val="18"/>
           <w:szCs w:val="18"/>
         </w:rPr>
-        <w:t>allure-</w:t>
-      </w:r>
-      <w:proofErr w:type="spellStart"/>
-      <w:r>
-        <w:rPr>
-          <w:sz w:val="18"/>
-          <w:szCs w:val="18"/>
-        </w:rPr>
-        <w:t>pytest</w:t>
-      </w:r>
-      <w:proofErr w:type="spellEnd"/>
+        <w:t>allure-pytest</w:t>
+      </w:r>
     </w:p>
     <w:p>
       <w:pPr>
@@ -2906,21 +2305,12 @@
           <w:szCs w:val="18"/>
         </w:rPr>
       </w:pPr>
-      <w:proofErr w:type="spellStart"/>
-      <w:r>
-        <w:rPr>
-          <w:sz w:val="18"/>
-          <w:szCs w:val="18"/>
-        </w:rPr>
-        <w:t>pytest</w:t>
-      </w:r>
-      <w:proofErr w:type="spellEnd"/>
-      <w:r>
-        <w:rPr>
-          <w:sz w:val="18"/>
-          <w:szCs w:val="18"/>
-        </w:rPr>
-        <w:t xml:space="preserve"> --html=report.html</w:t>
+      <w:r>
+        <w:rPr>
+          <w:sz w:val="18"/>
+          <w:szCs w:val="18"/>
+        </w:rPr>
+        <w:t>pytest --html=report.html</w:t>
       </w:r>
     </w:p>
     <w:p>
@@ -2937,7 +2327,7 @@
           <w:szCs w:val="18"/>
         </w:rPr>
         <w:pict w14:anchorId="2F92AB9F">
-          <v:rect id="_x0000_i1344" style="width:0;height:1.5pt" o:hralign="center" o:hrstd="t" o:hr="t" fillcolor="#a0a0a0" stroked="f"/>
+          <v:rect id="_x0000_i1037" style="width:0;height:1.5pt" o:hralign="center" o:hrstd="t" o:hr="t" fillcolor="#a0a0a0" stroked="f"/>
         </w:pict>
       </w:r>
     </w:p>
@@ -2996,23 +2386,7 @@
           <w:sz w:val="18"/>
           <w:szCs w:val="18"/>
         </w:rPr>
-        <w:t xml:space="preserve">def </w:t>
-      </w:r>
-      <w:proofErr w:type="spellStart"/>
-      <w:r>
-        <w:rPr>
-          <w:sz w:val="18"/>
-          <w:szCs w:val="18"/>
-        </w:rPr>
-        <w:t>pytest_runtest_makereport</w:t>
-      </w:r>
-      <w:proofErr w:type="spellEnd"/>
-      <w:r>
-        <w:rPr>
-          <w:sz w:val="18"/>
-          <w:szCs w:val="18"/>
-        </w:rPr>
-        <w:t>(item):</w:t>
+        <w:t>def pytest_runtest_makereport(item):</w:t>
       </w:r>
     </w:p>
     <w:p>
@@ -3056,26 +2430,66 @@
     <w:p>
       <w:pPr>
         <w:spacing w:after="0" w:line="20" w:lineRule="atLeast"/>
-        <w:rPr>
-          <w:sz w:val="18"/>
-          <w:szCs w:val="18"/>
-        </w:rPr>
-      </w:pPr>
-      <w:proofErr w:type="spellStart"/>
-      <w:r>
-        <w:rPr>
-          <w:sz w:val="18"/>
-          <w:szCs w:val="18"/>
-        </w:rPr>
-        <w:t>pytest</w:t>
-      </w:r>
-      <w:proofErr w:type="spellEnd"/>
-      <w:r>
-        <w:rPr>
-          <w:sz w:val="18"/>
-          <w:szCs w:val="18"/>
-        </w:rPr>
-        <w:t xml:space="preserve"> --reruns 2</w:t>
+        <w:ind w:left="720"/>
+        <w:rPr>
+          <w:sz w:val="18"/>
+          <w:szCs w:val="18"/>
+        </w:rPr>
+      </w:pPr>
+      <w:r>
+        <w:rPr>
+          <w:sz w:val="18"/>
+          <w:szCs w:val="18"/>
+        </w:rPr>
+        <w:t>Pip install pytest-rerunfeliures</w:t>
+      </w:r>
+    </w:p>
+    <w:p>
+      <w:pPr>
+        <w:spacing w:after="0" w:line="20" w:lineRule="atLeast"/>
+        <w:rPr>
+          <w:sz w:val="18"/>
+          <w:szCs w:val="18"/>
+        </w:rPr>
+      </w:pPr>
+      <w:r>
+        <w:rPr>
+          <w:sz w:val="18"/>
+          <w:szCs w:val="18"/>
+        </w:rPr>
+        <w:t>pytest --reruns 2</w:t>
+      </w:r>
+    </w:p>
+    <w:p>
+      <w:pPr>
+        <w:spacing w:after="0" w:line="20" w:lineRule="atLeast"/>
+        <w:rPr>
+          <w:sz w:val="18"/>
+          <w:szCs w:val="18"/>
+        </w:rPr>
+      </w:pPr>
+      <w:r>
+        <w:rPr>
+          <w:sz w:val="18"/>
+          <w:szCs w:val="18"/>
+        </w:rPr>
+        <w:t>pytest –lf</w:t>
+      </w:r>
+    </w:p>
+    <w:p>
+      <w:pPr>
+        <w:spacing w:after="0" w:line="20" w:lineRule="atLeast"/>
+        <w:rPr>
+          <w:sz w:val="18"/>
+          <w:szCs w:val="18"/>
+        </w:rPr>
+      </w:pPr>
+      <w:r>
+        <w:rPr>
+          <w:sz w:val="18"/>
+          <w:szCs w:val="18"/>
+        </w:rPr>
+        <w:t>pytest --ff</w:t>
       </w:r>
     </w:p>
     <w:p>
@@ -3114,7 +2528,7 @@
           <w:szCs w:val="18"/>
         </w:rPr>
         <w:pict w14:anchorId="28CEB9CC">
-          <v:rect id="_x0000_i1345" style="width:0;height:1.5pt" o:hralign="center" o:hrstd="t" o:hr="t" fillcolor="#a0a0a0" stroked="f"/>
+          <v:rect id="_x0000_i1038" style="width:0;height:1.5pt" o:hralign="center" o:hrstd="t" o:hr="t" fillcolor="#a0a0a0" stroked="f"/>
         </w:pict>
       </w:r>
     </w:p>
@@ -3135,27 +2549,7 @@
           <w:sz w:val="18"/>
           <w:szCs w:val="18"/>
         </w:rPr>
-        <w:t xml:space="preserve">15. Can </w:t>
-      </w:r>
-      <w:proofErr w:type="spellStart"/>
-      <w:r>
-        <w:rPr>
-          <w:b/>
-          <w:bCs/>
-          <w:sz w:val="18"/>
-          <w:szCs w:val="18"/>
-        </w:rPr>
-        <w:t>pytest-bdd</w:t>
-      </w:r>
-      <w:proofErr w:type="spellEnd"/>
-      <w:r>
-        <w:rPr>
-          <w:b/>
-          <w:bCs/>
-          <w:sz w:val="18"/>
-          <w:szCs w:val="18"/>
-        </w:rPr>
-        <w:t xml:space="preserve"> be integrated with CI/CD?</w:t>
+        <w:t>15. Can pytest-bdd be integrated with CI/CD?</w:t>
       </w:r>
     </w:p>
     <w:p>
@@ -3227,23 +2621,7 @@
           <w:sz w:val="18"/>
           <w:szCs w:val="18"/>
         </w:rPr>
-        <w:t xml:space="preserve">CI triggers </w:t>
-      </w:r>
-      <w:proofErr w:type="spellStart"/>
-      <w:r>
-        <w:rPr>
-          <w:sz w:val="18"/>
-          <w:szCs w:val="18"/>
-        </w:rPr>
-        <w:t>pytest</w:t>
-      </w:r>
-      <w:proofErr w:type="spellEnd"/>
-      <w:r>
-        <w:rPr>
-          <w:sz w:val="18"/>
-          <w:szCs w:val="18"/>
-        </w:rPr>
-        <w:t xml:space="preserve"> execution</w:t>
+        <w:t>CI triggers pytest execution</w:t>
       </w:r>
     </w:p>
     <w:p>
@@ -3300,7 +2678,7 @@
           <w:szCs w:val="18"/>
         </w:rPr>
         <w:pict w14:anchorId="1DBA8215">
-          <v:rect id="_x0000_i1346" style="width:0;height:1.5pt" o:hralign="center" o:hrstd="t" o:hr="t" fillcolor="#a0a0a0" stroked="f"/>
+          <v:rect id="_x0000_i1039" style="width:0;height:1.5pt" o:hralign="center" o:hrstd="t" o:hr="t" fillcolor="#a0a0a0" stroked="f"/>
         </w:pict>
       </w:r>
     </w:p>
@@ -3317,71 +2695,23 @@
           <w:sz w:val="18"/>
           <w:szCs w:val="18"/>
         </w:rPr>
-        <w:t xml:space="preserve">Since you have Selenium + </w:t>
-      </w:r>
-      <w:proofErr w:type="spellStart"/>
-      <w:r>
-        <w:rPr>
-          <w:sz w:val="18"/>
-          <w:szCs w:val="18"/>
-        </w:rPr>
-        <w:t>pytest</w:t>
-      </w:r>
-      <w:proofErr w:type="spellEnd"/>
-      <w:r>
-        <w:rPr>
-          <w:sz w:val="18"/>
-          <w:szCs w:val="18"/>
-        </w:rPr>
-        <w:t xml:space="preserve"> experience, you can say:</w:t>
-      </w:r>
-    </w:p>
-    <w:p>
-      <w:pPr>
-        <w:spacing w:after="0" w:line="20" w:lineRule="atLeast"/>
-        <w:rPr>
-          <w:sz w:val="18"/>
-          <w:szCs w:val="18"/>
-        </w:rPr>
-      </w:pPr>
-      <w:r>
-        <w:rPr>
-          <w:sz w:val="18"/>
-          <w:szCs w:val="18"/>
-        </w:rPr>
-        <w:t xml:space="preserve">“I use </w:t>
-      </w:r>
-      <w:proofErr w:type="spellStart"/>
-      <w:r>
-        <w:rPr>
-          <w:sz w:val="18"/>
-          <w:szCs w:val="18"/>
-        </w:rPr>
-        <w:t>pytest-bdd</w:t>
-      </w:r>
-      <w:proofErr w:type="spellEnd"/>
-      <w:r>
-        <w:rPr>
-          <w:sz w:val="18"/>
-          <w:szCs w:val="18"/>
-        </w:rPr>
-        <w:t xml:space="preserve"> instead of traditional Cucumber. It gives me better control with fixtures, parallel execution using </w:t>
-      </w:r>
-      <w:proofErr w:type="spellStart"/>
-      <w:r>
-        <w:rPr>
-          <w:sz w:val="18"/>
-          <w:szCs w:val="18"/>
-        </w:rPr>
-        <w:t>pytest-xdist</w:t>
-      </w:r>
-      <w:proofErr w:type="spellEnd"/>
-      <w:r>
-        <w:rPr>
-          <w:sz w:val="18"/>
-          <w:szCs w:val="18"/>
-        </w:rPr>
-        <w:t>, and easier integration with Selenium frameworks.”</w:t>
+        <w:t>Since you have Selenium + pytest experience, you can say:</w:t>
+      </w:r>
+    </w:p>
+    <w:p>
+      <w:pPr>
+        <w:spacing w:after="0" w:line="20" w:lineRule="atLeast"/>
+        <w:rPr>
+          <w:sz w:val="18"/>
+          <w:szCs w:val="18"/>
+        </w:rPr>
+      </w:pPr>
+      <w:r>
+        <w:rPr>
+          <w:sz w:val="18"/>
+          <w:szCs w:val="18"/>
+        </w:rPr>
+        <w:t>“I use pytest-bdd instead of traditional Cucumber. It gives me better control with fixtures, parallel execution using pytest-xdist, and easier integration with Selenium frameworks.”</w:t>
       </w:r>
     </w:p>
     <w:p>
@@ -3416,9 +2746,15 @@
           <w:sz w:val="16"/>
           <w:szCs w:val="16"/>
         </w:rPr>
-        <w:t xml:space="preserve">same end-to-end Cucumber flow converted into Python using Selenium + </w:t>
-      </w:r>
-      <w:proofErr w:type="spellStart"/>
+        <w:t>same end-to-end Cucumber flow converted into Python using Selenium + pytest-bdd</w:t>
+      </w:r>
+      <w:r>
+        <w:rPr>
+          <w:sz w:val="16"/>
+          <w:szCs w:val="16"/>
+        </w:rPr>
+        <w:t xml:space="preserve">, explained in a </w:t>
+      </w:r>
       <w:r>
         <w:rPr>
           <w:b/>
@@ -3426,23 +2762,6 @@
           <w:sz w:val="16"/>
           <w:szCs w:val="16"/>
         </w:rPr>
-        <w:t>pytest-bdd</w:t>
-      </w:r>
-      <w:proofErr w:type="spellEnd"/>
-      <w:r>
-        <w:rPr>
-          <w:sz w:val="16"/>
-          <w:szCs w:val="16"/>
-        </w:rPr>
-        <w:t xml:space="preserve">, explained in a </w:t>
-      </w:r>
-      <w:r>
-        <w:rPr>
-          <w:b/>
-          <w:bCs/>
-          <w:sz w:val="16"/>
-          <w:szCs w:val="16"/>
-        </w:rPr>
         <w:t>senior-level framework approach</w:t>
       </w:r>
       <w:r>
@@ -3482,7 +2801,7 @@
           <w:szCs w:val="16"/>
         </w:rPr>
         <w:pict w14:anchorId="4363F9BF">
-          <v:rect id="_x0000_i1614" style="width:0;height:1.5pt" o:hralign="center" o:hrstd="t" o:hr="t" fillcolor="#a0a0a0" stroked="f"/>
+          <v:rect id="_x0000_i1040" style="width:0;height:1.5pt" o:hralign="center" o:hrstd="t" o:hr="t" fillcolor="#a0a0a0" stroked="f"/>
         </w:pict>
       </w:r>
     </w:p>
@@ -3513,9 +2832,24 @@
           <w:sz w:val="16"/>
           <w:szCs w:val="16"/>
         </w:rPr>
-        <w:t xml:space="preserve"> Complete </w:t>
-      </w:r>
-      <w:proofErr w:type="spellStart"/>
+        <w:t xml:space="preserve"> Complete pytest-bdd + Selenium Framework Example</w:t>
+      </w:r>
+    </w:p>
+    <w:p>
+      <w:pPr>
+        <w:spacing w:after="0" w:line="20" w:lineRule="atLeast"/>
+        <w:rPr>
+          <w:sz w:val="16"/>
+          <w:szCs w:val="16"/>
+        </w:rPr>
+      </w:pPr>
+      <w:r>
+        <w:rPr>
+          <w:sz w:val="16"/>
+          <w:szCs w:val="16"/>
+        </w:rPr>
+        <w:t xml:space="preserve">We will automate the same </w:t>
+      </w:r>
       <w:r>
         <w:rPr>
           <w:b/>
@@ -3523,41 +2857,6 @@
           <w:sz w:val="16"/>
           <w:szCs w:val="16"/>
         </w:rPr>
-        <w:t>pytest-bdd</w:t>
-      </w:r>
-      <w:proofErr w:type="spellEnd"/>
-      <w:r>
-        <w:rPr>
-          <w:b/>
-          <w:bCs/>
-          <w:sz w:val="16"/>
-          <w:szCs w:val="16"/>
-        </w:rPr>
-        <w:t xml:space="preserve"> + Selenium Framework Example</w:t>
-      </w:r>
-    </w:p>
-    <w:p>
-      <w:pPr>
-        <w:spacing w:after="0" w:line="20" w:lineRule="atLeast"/>
-        <w:rPr>
-          <w:sz w:val="16"/>
-          <w:szCs w:val="16"/>
-        </w:rPr>
-      </w:pPr>
-      <w:r>
-        <w:rPr>
-          <w:sz w:val="16"/>
-          <w:szCs w:val="16"/>
-        </w:rPr>
-        <w:t xml:space="preserve">We will automate the same </w:t>
-      </w:r>
-      <w:r>
-        <w:rPr>
-          <w:b/>
-          <w:bCs/>
-          <w:sz w:val="16"/>
-          <w:szCs w:val="16"/>
-        </w:rPr>
         <w:t>Login scenario</w:t>
       </w:r>
     </w:p>
@@ -3575,7 +2874,7 @@
           <w:szCs w:val="16"/>
         </w:rPr>
         <w:pict w14:anchorId="6D70F4AB">
-          <v:rect id="_x0000_i1615" style="width:0;height:1.5pt" o:hralign="center" o:hrstd="t" o:hr="t" fillcolor="#a0a0a0" stroked="f"/>
+          <v:rect id="_x0000_i1041" style="width:0;height:1.5pt" o:hralign="center" o:hrstd="t" o:hr="t" fillcolor="#a0a0a0" stroked="f"/>
         </w:pict>
       </w:r>
     </w:p>
@@ -3617,21 +2916,12 @@
           <w:szCs w:val="16"/>
         </w:rPr>
       </w:pPr>
-      <w:proofErr w:type="spellStart"/>
-      <w:r>
-        <w:rPr>
-          <w:sz w:val="16"/>
-          <w:szCs w:val="16"/>
-        </w:rPr>
-        <w:t>project_root</w:t>
-      </w:r>
-      <w:proofErr w:type="spellEnd"/>
-      <w:r>
-        <w:rPr>
-          <w:sz w:val="16"/>
-          <w:szCs w:val="16"/>
-        </w:rPr>
-        <w:t>/</w:t>
+      <w:r>
+        <w:rPr>
+          <w:sz w:val="16"/>
+          <w:szCs w:val="16"/>
+        </w:rPr>
+        <w:t>project_root/</w:t>
       </w:r>
     </w:p>
     <w:p>
@@ -3695,19 +2985,8 @@
           <w:sz w:val="16"/>
           <w:szCs w:val="16"/>
         </w:rPr>
-        <w:t xml:space="preserve">│   └── </w:t>
-      </w:r>
-      <w:proofErr w:type="spellStart"/>
-      <w:proofErr w:type="gramStart"/>
-      <w:r>
-        <w:rPr>
-          <w:sz w:val="16"/>
-          <w:szCs w:val="16"/>
-        </w:rPr>
-        <w:t>login.feature</w:t>
-      </w:r>
-      <w:proofErr w:type="spellEnd"/>
-      <w:proofErr w:type="gramEnd"/>
+        <w:t>│   └── login.feature</w:t>
+      </w:r>
     </w:p>
     <w:p>
       <w:pPr>
@@ -3754,23 +3033,7 @@
           <w:sz w:val="16"/>
           <w:szCs w:val="16"/>
         </w:rPr>
-        <w:t xml:space="preserve"> </w:t>
-      </w:r>
-      <w:proofErr w:type="spellStart"/>
-      <w:r>
-        <w:rPr>
-          <w:sz w:val="16"/>
-          <w:szCs w:val="16"/>
-        </w:rPr>
-        <w:t>step_definitions</w:t>
-      </w:r>
-      <w:proofErr w:type="spellEnd"/>
-      <w:r>
-        <w:rPr>
-          <w:sz w:val="16"/>
-          <w:szCs w:val="16"/>
-        </w:rPr>
-        <w:t>/</w:t>
+        <w:t xml:space="preserve"> step_definitions/</w:t>
       </w:r>
     </w:p>
     <w:p>
@@ -4107,7 +3370,7 @@
           <w:szCs w:val="16"/>
         </w:rPr>
         <w:pict w14:anchorId="21672D9F">
-          <v:rect id="_x0000_i1616" style="width:0;height:1.5pt" o:hralign="center" o:hrstd="t" o:hr="t" fillcolor="#a0a0a0" stroked="f"/>
+          <v:rect id="_x0000_i1042" style="width:0;height:1.5pt" o:hralign="center" o:hrstd="t" o:hr="t" fillcolor="#a0a0a0" stroked="f"/>
         </w:pict>
       </w:r>
     </w:p>
@@ -4162,17 +3425,8 @@
           <w:sz w:val="16"/>
           <w:szCs w:val="16"/>
         </w:rPr>
-        <w:t xml:space="preserve"> features/</w:t>
-      </w:r>
-      <w:proofErr w:type="spellStart"/>
-      <w:r>
-        <w:rPr>
-          <w:sz w:val="16"/>
-          <w:szCs w:val="16"/>
-        </w:rPr>
-        <w:t>login.feature</w:t>
-      </w:r>
-      <w:proofErr w:type="spellEnd"/>
+        <w:t xml:space="preserve"> features/login.feature</w:t>
+      </w:r>
     </w:p>
     <w:p>
       <w:pPr>
@@ -4309,7 +3563,7 @@
           <w:szCs w:val="16"/>
         </w:rPr>
         <w:pict w14:anchorId="0E4DFD03">
-          <v:rect id="_x0000_i1617" style="width:0;height:1.5pt" o:hralign="center" o:hrstd="t" o:hr="t" fillcolor="#a0a0a0" stroked="f"/>
+          <v:rect id="_x0000_i1043" style="width:0;height:1.5pt" o:hralign="center" o:hrstd="t" o:hr="t" fillcolor="#a0a0a0" stroked="f"/>
         </w:pict>
       </w:r>
     </w:p>
@@ -4397,7 +3651,7 @@
           <w:szCs w:val="16"/>
         </w:rPr>
         <w:pict w14:anchorId="60F0242B">
-          <v:rect id="_x0000_i1618" style="width:0;height:1.5pt" o:hralign="center" o:hrstd="t" o:hr="t" fillcolor="#a0a0a0" stroked="f"/>
+          <v:rect id="_x0000_i1044" style="width:0;height:1.5pt" o:hralign="center" o:hrstd="t" o:hr="t" fillcolor="#a0a0a0" stroked="f"/>
         </w:pict>
       </w:r>
     </w:p>
@@ -4484,638 +3738,210 @@
           <w:sz w:val="16"/>
           <w:szCs w:val="16"/>
         </w:rPr>
-        <w:t xml:space="preserve">class </w:t>
-      </w:r>
-      <w:proofErr w:type="spellStart"/>
-      <w:r>
-        <w:rPr>
-          <w:sz w:val="16"/>
-          <w:szCs w:val="16"/>
-        </w:rPr>
-        <w:t>LoginPage</w:t>
-      </w:r>
-      <w:proofErr w:type="spellEnd"/>
-      <w:r>
-        <w:rPr>
-          <w:sz w:val="16"/>
-          <w:szCs w:val="16"/>
-        </w:rPr>
-        <w:t>:</w:t>
-      </w:r>
-    </w:p>
-    <w:p>
-      <w:pPr>
-        <w:spacing w:after="0" w:line="20" w:lineRule="atLeast"/>
-        <w:rPr>
-          <w:sz w:val="16"/>
-          <w:szCs w:val="16"/>
-        </w:rPr>
-      </w:pPr>
-    </w:p>
-    <w:p>
-      <w:pPr>
-        <w:spacing w:after="0" w:line="20" w:lineRule="atLeast"/>
-        <w:rPr>
-          <w:sz w:val="16"/>
-          <w:szCs w:val="16"/>
-        </w:rPr>
-      </w:pPr>
-      <w:r>
-        <w:rPr>
-          <w:sz w:val="16"/>
-          <w:szCs w:val="16"/>
-        </w:rPr>
-        <w:t xml:space="preserve">    def __</w:t>
-      </w:r>
-      <w:proofErr w:type="spellStart"/>
-      <w:r>
-        <w:rPr>
-          <w:sz w:val="16"/>
-          <w:szCs w:val="16"/>
-        </w:rPr>
-        <w:t>init</w:t>
-      </w:r>
-      <w:proofErr w:type="spellEnd"/>
-      <w:r>
-        <w:rPr>
-          <w:sz w:val="16"/>
-          <w:szCs w:val="16"/>
-        </w:rPr>
-        <w:t>_</w:t>
-      </w:r>
-      <w:proofErr w:type="gramStart"/>
-      <w:r>
-        <w:rPr>
-          <w:sz w:val="16"/>
-          <w:szCs w:val="16"/>
-        </w:rPr>
-        <w:t>_(</w:t>
-      </w:r>
-      <w:proofErr w:type="gramEnd"/>
-      <w:r>
-        <w:rPr>
-          <w:sz w:val="16"/>
-          <w:szCs w:val="16"/>
-        </w:rPr>
-        <w:t>self, driver):</w:t>
-      </w:r>
-    </w:p>
-    <w:p>
-      <w:pPr>
-        <w:spacing w:after="0" w:line="20" w:lineRule="atLeast"/>
-        <w:rPr>
-          <w:sz w:val="16"/>
-          <w:szCs w:val="16"/>
-        </w:rPr>
-      </w:pPr>
-      <w:r>
-        <w:rPr>
-          <w:sz w:val="16"/>
-          <w:szCs w:val="16"/>
-        </w:rPr>
-        <w:t xml:space="preserve">        </w:t>
-      </w:r>
-      <w:proofErr w:type="spellStart"/>
-      <w:proofErr w:type="gramStart"/>
-      <w:r>
-        <w:rPr>
-          <w:sz w:val="16"/>
-          <w:szCs w:val="16"/>
-        </w:rPr>
-        <w:t>self.driver</w:t>
-      </w:r>
-      <w:proofErr w:type="spellEnd"/>
-      <w:proofErr w:type="gramEnd"/>
-      <w:r>
-        <w:rPr>
-          <w:sz w:val="16"/>
-          <w:szCs w:val="16"/>
-        </w:rPr>
-        <w:t xml:space="preserve"> = driver</w:t>
-      </w:r>
-    </w:p>
-    <w:p>
-      <w:pPr>
-        <w:spacing w:after="0" w:line="20" w:lineRule="atLeast"/>
-        <w:rPr>
-          <w:sz w:val="16"/>
-          <w:szCs w:val="16"/>
-        </w:rPr>
-      </w:pPr>
-    </w:p>
-    <w:p>
-      <w:pPr>
-        <w:spacing w:after="0" w:line="20" w:lineRule="atLeast"/>
-        <w:rPr>
-          <w:sz w:val="16"/>
-          <w:szCs w:val="16"/>
-        </w:rPr>
-      </w:pPr>
-      <w:r>
-        <w:rPr>
-          <w:sz w:val="16"/>
-          <w:szCs w:val="16"/>
-        </w:rPr>
-        <w:t xml:space="preserve">        </w:t>
-      </w:r>
-      <w:proofErr w:type="spellStart"/>
-      <w:proofErr w:type="gramStart"/>
-      <w:r>
-        <w:rPr>
-          <w:sz w:val="16"/>
-          <w:szCs w:val="16"/>
-        </w:rPr>
-        <w:t>self.username</w:t>
-      </w:r>
-      <w:proofErr w:type="spellEnd"/>
-      <w:proofErr w:type="gramEnd"/>
-      <w:r>
-        <w:rPr>
-          <w:sz w:val="16"/>
-          <w:szCs w:val="16"/>
-        </w:rPr>
-        <w:t xml:space="preserve"> = (By.ID, "username")</w:t>
-      </w:r>
-    </w:p>
-    <w:p>
-      <w:pPr>
-        <w:spacing w:after="0" w:line="20" w:lineRule="atLeast"/>
-        <w:rPr>
-          <w:sz w:val="16"/>
-          <w:szCs w:val="16"/>
-        </w:rPr>
-      </w:pPr>
-      <w:r>
-        <w:rPr>
-          <w:sz w:val="16"/>
-          <w:szCs w:val="16"/>
-        </w:rPr>
-        <w:t xml:space="preserve">        </w:t>
-      </w:r>
-      <w:proofErr w:type="spellStart"/>
-      <w:proofErr w:type="gramStart"/>
-      <w:r>
-        <w:rPr>
-          <w:sz w:val="16"/>
-          <w:szCs w:val="16"/>
-        </w:rPr>
-        <w:t>self.password</w:t>
-      </w:r>
-      <w:proofErr w:type="spellEnd"/>
-      <w:proofErr w:type="gramEnd"/>
-      <w:r>
-        <w:rPr>
-          <w:sz w:val="16"/>
-          <w:szCs w:val="16"/>
-        </w:rPr>
-        <w:t xml:space="preserve"> = (By.ID, "password")</w:t>
-      </w:r>
-    </w:p>
-    <w:p>
-      <w:pPr>
-        <w:spacing w:after="0" w:line="20" w:lineRule="atLeast"/>
-        <w:rPr>
-          <w:sz w:val="16"/>
-          <w:szCs w:val="16"/>
-        </w:rPr>
-      </w:pPr>
-      <w:r>
-        <w:rPr>
-          <w:sz w:val="16"/>
-          <w:szCs w:val="16"/>
-        </w:rPr>
-        <w:t xml:space="preserve">        </w:t>
-      </w:r>
-      <w:proofErr w:type="spellStart"/>
-      <w:r>
-        <w:rPr>
-          <w:sz w:val="16"/>
-          <w:szCs w:val="16"/>
-        </w:rPr>
-        <w:t>self.login_btn</w:t>
-      </w:r>
-      <w:proofErr w:type="spellEnd"/>
-      <w:r>
-        <w:rPr>
-          <w:sz w:val="16"/>
-          <w:szCs w:val="16"/>
-        </w:rPr>
-        <w:t xml:space="preserve"> = (By.ID, "</w:t>
-      </w:r>
-      <w:proofErr w:type="spellStart"/>
-      <w:r>
-        <w:rPr>
-          <w:sz w:val="16"/>
-          <w:szCs w:val="16"/>
-        </w:rPr>
-        <w:t>loginBtn</w:t>
-      </w:r>
-      <w:proofErr w:type="spellEnd"/>
-      <w:r>
-        <w:rPr>
-          <w:sz w:val="16"/>
-          <w:szCs w:val="16"/>
-        </w:rPr>
-        <w:t>")</w:t>
-      </w:r>
-    </w:p>
-    <w:p>
-      <w:pPr>
-        <w:spacing w:after="0" w:line="20" w:lineRule="atLeast"/>
-        <w:rPr>
-          <w:sz w:val="16"/>
-          <w:szCs w:val="16"/>
-        </w:rPr>
-      </w:pPr>
-    </w:p>
-    <w:p>
-      <w:pPr>
-        <w:spacing w:after="0" w:line="20" w:lineRule="atLeast"/>
-        <w:rPr>
-          <w:sz w:val="16"/>
-          <w:szCs w:val="16"/>
-        </w:rPr>
-      </w:pPr>
-      <w:r>
-        <w:rPr>
-          <w:sz w:val="16"/>
-          <w:szCs w:val="16"/>
-        </w:rPr>
-        <w:t xml:space="preserve">    def </w:t>
-      </w:r>
-      <w:proofErr w:type="spellStart"/>
-      <w:r>
-        <w:rPr>
-          <w:sz w:val="16"/>
-          <w:szCs w:val="16"/>
-        </w:rPr>
-        <w:t>enter_</w:t>
-      </w:r>
-      <w:proofErr w:type="gramStart"/>
-      <w:r>
-        <w:rPr>
-          <w:sz w:val="16"/>
-          <w:szCs w:val="16"/>
-        </w:rPr>
-        <w:t>username</w:t>
-      </w:r>
-      <w:proofErr w:type="spellEnd"/>
-      <w:r>
-        <w:rPr>
-          <w:sz w:val="16"/>
-          <w:szCs w:val="16"/>
-        </w:rPr>
-        <w:t>(</w:t>
-      </w:r>
-      <w:proofErr w:type="gramEnd"/>
-      <w:r>
-        <w:rPr>
-          <w:sz w:val="16"/>
-          <w:szCs w:val="16"/>
-        </w:rPr>
-        <w:t>self, user):</w:t>
-      </w:r>
-    </w:p>
-    <w:p>
-      <w:pPr>
-        <w:spacing w:after="0" w:line="20" w:lineRule="atLeast"/>
-        <w:rPr>
-          <w:sz w:val="16"/>
-          <w:szCs w:val="16"/>
-        </w:rPr>
-      </w:pPr>
-      <w:r>
-        <w:rPr>
-          <w:sz w:val="16"/>
-          <w:szCs w:val="16"/>
-        </w:rPr>
-        <w:t xml:space="preserve">        </w:t>
-      </w:r>
-      <w:proofErr w:type="spellStart"/>
-      <w:proofErr w:type="gramStart"/>
-      <w:r>
-        <w:rPr>
-          <w:sz w:val="16"/>
-          <w:szCs w:val="16"/>
-        </w:rPr>
-        <w:t>self.driver</w:t>
-      </w:r>
-      <w:proofErr w:type="gramEnd"/>
-      <w:r>
-        <w:rPr>
-          <w:sz w:val="16"/>
-          <w:szCs w:val="16"/>
-        </w:rPr>
-        <w:t>.find_element</w:t>
-      </w:r>
-      <w:proofErr w:type="spellEnd"/>
-      <w:r>
-        <w:rPr>
-          <w:sz w:val="16"/>
-          <w:szCs w:val="16"/>
-        </w:rPr>
-        <w:t>(*</w:t>
-      </w:r>
-      <w:proofErr w:type="spellStart"/>
-      <w:proofErr w:type="gramStart"/>
-      <w:r>
-        <w:rPr>
-          <w:sz w:val="16"/>
-          <w:szCs w:val="16"/>
-        </w:rPr>
-        <w:t>self.username</w:t>
-      </w:r>
-      <w:proofErr w:type="spellEnd"/>
-      <w:r>
-        <w:rPr>
-          <w:sz w:val="16"/>
-          <w:szCs w:val="16"/>
-        </w:rPr>
-        <w:t>).</w:t>
-      </w:r>
-      <w:proofErr w:type="spellStart"/>
-      <w:r>
-        <w:rPr>
-          <w:sz w:val="16"/>
-          <w:szCs w:val="16"/>
-        </w:rPr>
-        <w:t>send</w:t>
-      </w:r>
-      <w:proofErr w:type="gramEnd"/>
-      <w:r>
-        <w:rPr>
-          <w:sz w:val="16"/>
-          <w:szCs w:val="16"/>
-        </w:rPr>
-        <w:t>_keys</w:t>
-      </w:r>
-      <w:proofErr w:type="spellEnd"/>
-      <w:r>
-        <w:rPr>
-          <w:sz w:val="16"/>
-          <w:szCs w:val="16"/>
-        </w:rPr>
-        <w:t>(user)</w:t>
-      </w:r>
-    </w:p>
-    <w:p>
-      <w:pPr>
-        <w:spacing w:after="0" w:line="20" w:lineRule="atLeast"/>
-        <w:rPr>
-          <w:sz w:val="16"/>
-          <w:szCs w:val="16"/>
-        </w:rPr>
-      </w:pPr>
-      <w:r>
-        <w:rPr>
-          <w:sz w:val="16"/>
-          <w:szCs w:val="16"/>
-        </w:rPr>
-        <w:t xml:space="preserve">    def </w:t>
-      </w:r>
-      <w:proofErr w:type="spellStart"/>
-      <w:r>
-        <w:rPr>
-          <w:sz w:val="16"/>
-          <w:szCs w:val="16"/>
-        </w:rPr>
-        <w:t>enter_</w:t>
-      </w:r>
-      <w:proofErr w:type="gramStart"/>
-      <w:r>
-        <w:rPr>
-          <w:sz w:val="16"/>
-          <w:szCs w:val="16"/>
-        </w:rPr>
-        <w:t>password</w:t>
-      </w:r>
-      <w:proofErr w:type="spellEnd"/>
-      <w:r>
-        <w:rPr>
-          <w:sz w:val="16"/>
-          <w:szCs w:val="16"/>
-        </w:rPr>
-        <w:t>(</w:t>
-      </w:r>
-      <w:proofErr w:type="gramEnd"/>
-      <w:r>
-        <w:rPr>
-          <w:sz w:val="16"/>
-          <w:szCs w:val="16"/>
-        </w:rPr>
-        <w:t xml:space="preserve">self, </w:t>
-      </w:r>
-      <w:proofErr w:type="spellStart"/>
-      <w:r>
-        <w:rPr>
-          <w:sz w:val="16"/>
-          <w:szCs w:val="16"/>
-        </w:rPr>
-        <w:t>pwd</w:t>
-      </w:r>
-      <w:proofErr w:type="spellEnd"/>
-      <w:r>
-        <w:rPr>
-          <w:sz w:val="16"/>
-          <w:szCs w:val="16"/>
-        </w:rPr>
-        <w:t>):</w:t>
-      </w:r>
-    </w:p>
-    <w:p>
-      <w:pPr>
-        <w:spacing w:after="0" w:line="20" w:lineRule="atLeast"/>
-        <w:rPr>
-          <w:sz w:val="16"/>
-          <w:szCs w:val="16"/>
-        </w:rPr>
-      </w:pPr>
-      <w:r>
-        <w:rPr>
-          <w:sz w:val="16"/>
-          <w:szCs w:val="16"/>
-        </w:rPr>
-        <w:t xml:space="preserve">        </w:t>
-      </w:r>
-      <w:proofErr w:type="spellStart"/>
-      <w:proofErr w:type="gramStart"/>
-      <w:r>
-        <w:rPr>
-          <w:sz w:val="16"/>
-          <w:szCs w:val="16"/>
-        </w:rPr>
-        <w:t>self.driver</w:t>
-      </w:r>
-      <w:proofErr w:type="gramEnd"/>
-      <w:r>
-        <w:rPr>
-          <w:sz w:val="16"/>
-          <w:szCs w:val="16"/>
-        </w:rPr>
-        <w:t>.find_element</w:t>
-      </w:r>
-      <w:proofErr w:type="spellEnd"/>
-      <w:r>
-        <w:rPr>
-          <w:sz w:val="16"/>
-          <w:szCs w:val="16"/>
-        </w:rPr>
-        <w:t>(*</w:t>
-      </w:r>
-      <w:proofErr w:type="spellStart"/>
-      <w:proofErr w:type="gramStart"/>
-      <w:r>
-        <w:rPr>
-          <w:sz w:val="16"/>
-          <w:szCs w:val="16"/>
-        </w:rPr>
-        <w:t>self.password</w:t>
-      </w:r>
-      <w:proofErr w:type="spellEnd"/>
-      <w:r>
-        <w:rPr>
-          <w:sz w:val="16"/>
-          <w:szCs w:val="16"/>
-        </w:rPr>
-        <w:t>).</w:t>
-      </w:r>
-      <w:proofErr w:type="spellStart"/>
-      <w:r>
-        <w:rPr>
-          <w:sz w:val="16"/>
-          <w:szCs w:val="16"/>
-        </w:rPr>
-        <w:t>send</w:t>
-      </w:r>
-      <w:proofErr w:type="gramEnd"/>
-      <w:r>
-        <w:rPr>
-          <w:sz w:val="16"/>
-          <w:szCs w:val="16"/>
-        </w:rPr>
-        <w:t>_keys</w:t>
-      </w:r>
-      <w:proofErr w:type="spellEnd"/>
-      <w:r>
-        <w:rPr>
-          <w:sz w:val="16"/>
-          <w:szCs w:val="16"/>
-        </w:rPr>
-        <w:t>(</w:t>
-      </w:r>
-      <w:proofErr w:type="spellStart"/>
-      <w:r>
-        <w:rPr>
-          <w:sz w:val="16"/>
-          <w:szCs w:val="16"/>
-        </w:rPr>
-        <w:t>pwd</w:t>
-      </w:r>
-      <w:proofErr w:type="spellEnd"/>
-      <w:r>
-        <w:rPr>
-          <w:sz w:val="16"/>
-          <w:szCs w:val="16"/>
-        </w:rPr>
-        <w:t>)</w:t>
-      </w:r>
-    </w:p>
-    <w:p>
-      <w:pPr>
-        <w:spacing w:after="0" w:line="20" w:lineRule="atLeast"/>
-        <w:rPr>
-          <w:sz w:val="16"/>
-          <w:szCs w:val="16"/>
-        </w:rPr>
-      </w:pPr>
-      <w:r>
-        <w:rPr>
-          <w:sz w:val="16"/>
-          <w:szCs w:val="16"/>
-        </w:rPr>
-        <w:t xml:space="preserve">    def </w:t>
-      </w:r>
-      <w:proofErr w:type="spellStart"/>
-      <w:r>
-        <w:rPr>
-          <w:sz w:val="16"/>
-          <w:szCs w:val="16"/>
-        </w:rPr>
-        <w:t>click_login</w:t>
-      </w:r>
-      <w:proofErr w:type="spellEnd"/>
-      <w:r>
-        <w:rPr>
-          <w:sz w:val="16"/>
-          <w:szCs w:val="16"/>
-        </w:rPr>
-        <w:t>(self):</w:t>
-      </w:r>
-    </w:p>
-    <w:p>
-      <w:pPr>
-        <w:spacing w:after="0" w:line="20" w:lineRule="atLeast"/>
-        <w:rPr>
-          <w:sz w:val="16"/>
-          <w:szCs w:val="16"/>
-        </w:rPr>
-      </w:pPr>
-      <w:r>
-        <w:rPr>
-          <w:sz w:val="16"/>
-          <w:szCs w:val="16"/>
-        </w:rPr>
-        <w:t xml:space="preserve">        </w:t>
-      </w:r>
-      <w:proofErr w:type="spellStart"/>
-      <w:proofErr w:type="gramStart"/>
-      <w:r>
-        <w:rPr>
-          <w:sz w:val="16"/>
-          <w:szCs w:val="16"/>
-        </w:rPr>
-        <w:t>self.driver</w:t>
-      </w:r>
-      <w:proofErr w:type="gramEnd"/>
-      <w:r>
-        <w:rPr>
-          <w:sz w:val="16"/>
-          <w:szCs w:val="16"/>
-        </w:rPr>
-        <w:t>.find_element</w:t>
-      </w:r>
-      <w:proofErr w:type="spellEnd"/>
-      <w:r>
-        <w:rPr>
-          <w:sz w:val="16"/>
-          <w:szCs w:val="16"/>
-        </w:rPr>
-        <w:t>(*</w:t>
-      </w:r>
-      <w:proofErr w:type="spellStart"/>
-      <w:r>
-        <w:rPr>
-          <w:sz w:val="16"/>
-          <w:szCs w:val="16"/>
-        </w:rPr>
-        <w:t>self.login_btn</w:t>
-      </w:r>
-      <w:proofErr w:type="spellEnd"/>
-      <w:proofErr w:type="gramStart"/>
-      <w:r>
-        <w:rPr>
-          <w:sz w:val="16"/>
-          <w:szCs w:val="16"/>
-        </w:rPr>
-        <w:t>).click</w:t>
-      </w:r>
-      <w:proofErr w:type="gramEnd"/>
-      <w:r>
-        <w:rPr>
-          <w:sz w:val="16"/>
-          <w:szCs w:val="16"/>
-        </w:rPr>
-        <w:t>()</w:t>
+        <w:t>class LoginPage:</w:t>
+      </w:r>
+    </w:p>
+    <w:p>
+      <w:pPr>
+        <w:spacing w:after="0" w:line="20" w:lineRule="atLeast"/>
+        <w:rPr>
+          <w:sz w:val="16"/>
+          <w:szCs w:val="16"/>
+        </w:rPr>
+      </w:pPr>
+    </w:p>
+    <w:p>
+      <w:pPr>
+        <w:spacing w:after="0" w:line="20" w:lineRule="atLeast"/>
+        <w:rPr>
+          <w:sz w:val="16"/>
+          <w:szCs w:val="16"/>
+        </w:rPr>
+      </w:pPr>
+      <w:r>
+        <w:rPr>
+          <w:sz w:val="16"/>
+          <w:szCs w:val="16"/>
+        </w:rPr>
+        <w:t xml:space="preserve">    def __init__(self, driver):</w:t>
+      </w:r>
+    </w:p>
+    <w:p>
+      <w:pPr>
+        <w:spacing w:after="0" w:line="20" w:lineRule="atLeast"/>
+        <w:rPr>
+          <w:sz w:val="16"/>
+          <w:szCs w:val="16"/>
+        </w:rPr>
+      </w:pPr>
+      <w:r>
+        <w:rPr>
+          <w:sz w:val="16"/>
+          <w:szCs w:val="16"/>
+        </w:rPr>
+        <w:t xml:space="preserve">        self.driver = driver</w:t>
+      </w:r>
+    </w:p>
+    <w:p>
+      <w:pPr>
+        <w:spacing w:after="0" w:line="20" w:lineRule="atLeast"/>
+        <w:rPr>
+          <w:sz w:val="16"/>
+          <w:szCs w:val="16"/>
+        </w:rPr>
+      </w:pPr>
+    </w:p>
+    <w:p>
+      <w:pPr>
+        <w:spacing w:after="0" w:line="20" w:lineRule="atLeast"/>
+        <w:rPr>
+          <w:sz w:val="16"/>
+          <w:szCs w:val="16"/>
+        </w:rPr>
+      </w:pPr>
+      <w:r>
+        <w:rPr>
+          <w:sz w:val="16"/>
+          <w:szCs w:val="16"/>
+        </w:rPr>
+        <w:t xml:space="preserve">        self.username = (By.ID, "username")</w:t>
+      </w:r>
+    </w:p>
+    <w:p>
+      <w:pPr>
+        <w:spacing w:after="0" w:line="20" w:lineRule="atLeast"/>
+        <w:rPr>
+          <w:sz w:val="16"/>
+          <w:szCs w:val="16"/>
+        </w:rPr>
+      </w:pPr>
+      <w:r>
+        <w:rPr>
+          <w:sz w:val="16"/>
+          <w:szCs w:val="16"/>
+        </w:rPr>
+        <w:t xml:space="preserve">        self.password = (By.ID, "password")</w:t>
+      </w:r>
+    </w:p>
+    <w:p>
+      <w:pPr>
+        <w:spacing w:after="0" w:line="20" w:lineRule="atLeast"/>
+        <w:rPr>
+          <w:sz w:val="16"/>
+          <w:szCs w:val="16"/>
+        </w:rPr>
+      </w:pPr>
+      <w:r>
+        <w:rPr>
+          <w:sz w:val="16"/>
+          <w:szCs w:val="16"/>
+        </w:rPr>
+        <w:t xml:space="preserve">        self.login_btn = (By.ID, "loginBtn")</w:t>
+      </w:r>
+    </w:p>
+    <w:p>
+      <w:pPr>
+        <w:spacing w:after="0" w:line="20" w:lineRule="atLeast"/>
+        <w:rPr>
+          <w:sz w:val="16"/>
+          <w:szCs w:val="16"/>
+        </w:rPr>
+      </w:pPr>
+    </w:p>
+    <w:p>
+      <w:pPr>
+        <w:spacing w:after="0" w:line="20" w:lineRule="atLeast"/>
+        <w:rPr>
+          <w:sz w:val="16"/>
+          <w:szCs w:val="16"/>
+        </w:rPr>
+      </w:pPr>
+      <w:r>
+        <w:rPr>
+          <w:sz w:val="16"/>
+          <w:szCs w:val="16"/>
+        </w:rPr>
+        <w:t xml:space="preserve">    def enter_username(self, user):</w:t>
+      </w:r>
+    </w:p>
+    <w:p>
+      <w:pPr>
+        <w:spacing w:after="0" w:line="20" w:lineRule="atLeast"/>
+        <w:rPr>
+          <w:sz w:val="16"/>
+          <w:szCs w:val="16"/>
+        </w:rPr>
+      </w:pPr>
+      <w:r>
+        <w:rPr>
+          <w:sz w:val="16"/>
+          <w:szCs w:val="16"/>
+        </w:rPr>
+        <w:t xml:space="preserve">        self.driver.find_element(*self.username).send_keys(user)</w:t>
+      </w:r>
+    </w:p>
+    <w:p>
+      <w:pPr>
+        <w:spacing w:after="0" w:line="20" w:lineRule="atLeast"/>
+        <w:rPr>
+          <w:sz w:val="16"/>
+          <w:szCs w:val="16"/>
+        </w:rPr>
+      </w:pPr>
+      <w:r>
+        <w:rPr>
+          <w:sz w:val="16"/>
+          <w:szCs w:val="16"/>
+        </w:rPr>
+        <w:t xml:space="preserve">    def enter_password(self, pwd):</w:t>
+      </w:r>
+    </w:p>
+    <w:p>
+      <w:pPr>
+        <w:spacing w:after="0" w:line="20" w:lineRule="atLeast"/>
+        <w:rPr>
+          <w:sz w:val="16"/>
+          <w:szCs w:val="16"/>
+        </w:rPr>
+      </w:pPr>
+      <w:r>
+        <w:rPr>
+          <w:sz w:val="16"/>
+          <w:szCs w:val="16"/>
+        </w:rPr>
+        <w:t xml:space="preserve">        self.driver.find_element(*self.password).send_keys(pwd)</w:t>
+      </w:r>
+    </w:p>
+    <w:p>
+      <w:pPr>
+        <w:spacing w:after="0" w:line="20" w:lineRule="atLeast"/>
+        <w:rPr>
+          <w:sz w:val="16"/>
+          <w:szCs w:val="16"/>
+        </w:rPr>
+      </w:pPr>
+      <w:r>
+        <w:rPr>
+          <w:sz w:val="16"/>
+          <w:szCs w:val="16"/>
+        </w:rPr>
+        <w:t xml:space="preserve">    def click_login(self):</w:t>
+      </w:r>
+    </w:p>
+    <w:p>
+      <w:pPr>
+        <w:spacing w:after="0" w:line="20" w:lineRule="atLeast"/>
+        <w:rPr>
+          <w:sz w:val="16"/>
+          <w:szCs w:val="16"/>
+        </w:rPr>
+      </w:pPr>
+      <w:r>
+        <w:rPr>
+          <w:sz w:val="16"/>
+          <w:szCs w:val="16"/>
+        </w:rPr>
+        <w:t xml:space="preserve">        self.driver.find_element(*self.login_btn).click()</w:t>
       </w:r>
     </w:p>
     <w:p>
@@ -5132,7 +3958,7 @@
           <w:szCs w:val="16"/>
         </w:rPr>
         <w:pict w14:anchorId="77A87BC8">
-          <v:rect id="_x0000_i1619" style="width:0;height:1.5pt" o:hralign="center" o:hrstd="t" o:hr="t" fillcolor="#a0a0a0" stroked="f"/>
+          <v:rect id="_x0000_i1045" style="width:0;height:1.5pt" o:hralign="center" o:hrstd="t" o:hr="t" fillcolor="#a0a0a0" stroked="f"/>
         </w:pict>
       </w:r>
     </w:p>
@@ -5259,23 +4085,7 @@
           <w:sz w:val="16"/>
           <w:szCs w:val="16"/>
         </w:rPr>
-        <w:t xml:space="preserve">Works well with </w:t>
-      </w:r>
-      <w:proofErr w:type="spellStart"/>
-      <w:r>
-        <w:rPr>
-          <w:sz w:val="16"/>
-          <w:szCs w:val="16"/>
-        </w:rPr>
-        <w:t>pytest</w:t>
-      </w:r>
-      <w:proofErr w:type="spellEnd"/>
-      <w:r>
-        <w:rPr>
-          <w:sz w:val="16"/>
-          <w:szCs w:val="16"/>
-        </w:rPr>
-        <w:t xml:space="preserve"> fixtures</w:t>
+        <w:t>Works well with pytest fixtures</w:t>
       </w:r>
     </w:p>
     <w:p>
@@ -5292,7 +4102,7 @@
           <w:szCs w:val="16"/>
         </w:rPr>
         <w:pict w14:anchorId="15A192A8">
-          <v:rect id="_x0000_i1620" style="width:0;height:1.5pt" o:hralign="center" o:hrstd="t" o:hr="t" fillcolor="#a0a0a0" stroked="f"/>
+          <v:rect id="_x0000_i1046" style="width:0;height:1.5pt" o:hralign="center" o:hrstd="t" o:hr="t" fillcolor="#a0a0a0" stroked="f"/>
         </w:pict>
       </w:r>
     </w:p>
@@ -5363,189 +4173,87 @@
           <w:sz w:val="16"/>
           <w:szCs w:val="16"/>
         </w:rPr>
-        <w:t xml:space="preserve">import </w:t>
-      </w:r>
-      <w:proofErr w:type="spellStart"/>
-      <w:r>
-        <w:rPr>
-          <w:sz w:val="16"/>
-          <w:szCs w:val="16"/>
-        </w:rPr>
-        <w:t>pytest</w:t>
-      </w:r>
-      <w:proofErr w:type="spellEnd"/>
-    </w:p>
-    <w:p>
-      <w:pPr>
-        <w:spacing w:after="0" w:line="20" w:lineRule="atLeast"/>
-        <w:rPr>
-          <w:sz w:val="16"/>
-          <w:szCs w:val="16"/>
-        </w:rPr>
-      </w:pPr>
-      <w:r>
-        <w:rPr>
-          <w:sz w:val="16"/>
-          <w:szCs w:val="16"/>
-        </w:rPr>
-        <w:t xml:space="preserve">from selenium import </w:t>
-      </w:r>
-      <w:proofErr w:type="spellStart"/>
-      <w:r>
-        <w:rPr>
-          <w:sz w:val="16"/>
-          <w:szCs w:val="16"/>
-        </w:rPr>
-        <w:t>webdriver</w:t>
-      </w:r>
-      <w:proofErr w:type="spellEnd"/>
-    </w:p>
-    <w:p>
-      <w:pPr>
-        <w:spacing w:after="0" w:line="20" w:lineRule="atLeast"/>
-        <w:rPr>
-          <w:sz w:val="16"/>
-          <w:szCs w:val="16"/>
-        </w:rPr>
-      </w:pPr>
-      <w:r>
-        <w:rPr>
-          <w:sz w:val="16"/>
-          <w:szCs w:val="16"/>
-        </w:rPr>
-        <w:t>@</w:t>
-      </w:r>
-      <w:proofErr w:type="gramStart"/>
-      <w:r>
-        <w:rPr>
-          <w:sz w:val="16"/>
-          <w:szCs w:val="16"/>
-        </w:rPr>
-        <w:t>pytest.fixture</w:t>
-      </w:r>
-      <w:proofErr w:type="gramEnd"/>
-    </w:p>
-    <w:p>
-      <w:pPr>
-        <w:spacing w:after="0" w:line="20" w:lineRule="atLeast"/>
-        <w:rPr>
-          <w:sz w:val="16"/>
-          <w:szCs w:val="16"/>
-        </w:rPr>
-      </w:pPr>
-      <w:r>
-        <w:rPr>
-          <w:sz w:val="16"/>
-          <w:szCs w:val="16"/>
-        </w:rPr>
-        <w:t xml:space="preserve">def </w:t>
-      </w:r>
-      <w:proofErr w:type="gramStart"/>
-      <w:r>
-        <w:rPr>
-          <w:sz w:val="16"/>
-          <w:szCs w:val="16"/>
-        </w:rPr>
-        <w:t>driver(</w:t>
-      </w:r>
-      <w:proofErr w:type="gramEnd"/>
-      <w:r>
-        <w:rPr>
-          <w:sz w:val="16"/>
-          <w:szCs w:val="16"/>
-        </w:rPr>
-        <w:t>):</w:t>
-      </w:r>
-    </w:p>
-    <w:p>
-      <w:pPr>
-        <w:spacing w:after="0" w:line="20" w:lineRule="atLeast"/>
-        <w:rPr>
-          <w:sz w:val="16"/>
-          <w:szCs w:val="16"/>
-        </w:rPr>
-      </w:pPr>
-      <w:r>
-        <w:rPr>
-          <w:sz w:val="16"/>
-          <w:szCs w:val="16"/>
-        </w:rPr>
-        <w:t xml:space="preserve">    driver = </w:t>
-      </w:r>
-      <w:proofErr w:type="spellStart"/>
-      <w:proofErr w:type="gramStart"/>
-      <w:r>
-        <w:rPr>
-          <w:sz w:val="16"/>
-          <w:szCs w:val="16"/>
-        </w:rPr>
-        <w:t>webdriver.Chrome</w:t>
-      </w:r>
-      <w:proofErr w:type="spellEnd"/>
-      <w:proofErr w:type="gramEnd"/>
-      <w:r>
-        <w:rPr>
-          <w:sz w:val="16"/>
-          <w:szCs w:val="16"/>
-        </w:rPr>
-        <w:t>()</w:t>
-      </w:r>
-    </w:p>
-    <w:p>
-      <w:pPr>
-        <w:spacing w:after="0" w:line="20" w:lineRule="atLeast"/>
-        <w:rPr>
-          <w:sz w:val="16"/>
-          <w:szCs w:val="16"/>
-        </w:rPr>
-      </w:pPr>
-      <w:r>
-        <w:rPr>
-          <w:sz w:val="16"/>
-          <w:szCs w:val="16"/>
-        </w:rPr>
-        <w:t xml:space="preserve">    </w:t>
-      </w:r>
-      <w:proofErr w:type="spellStart"/>
-      <w:proofErr w:type="gramStart"/>
-      <w:r>
-        <w:rPr>
-          <w:sz w:val="16"/>
-          <w:szCs w:val="16"/>
-        </w:rPr>
-        <w:t>driver.maximize</w:t>
-      </w:r>
-      <w:proofErr w:type="gramEnd"/>
-      <w:r>
-        <w:rPr>
-          <w:sz w:val="16"/>
-          <w:szCs w:val="16"/>
-        </w:rPr>
-        <w:t>_</w:t>
-      </w:r>
-      <w:proofErr w:type="gramStart"/>
-      <w:r>
-        <w:rPr>
-          <w:sz w:val="16"/>
-          <w:szCs w:val="16"/>
-        </w:rPr>
-        <w:t>window</w:t>
-      </w:r>
-      <w:proofErr w:type="spellEnd"/>
-      <w:r>
-        <w:rPr>
-          <w:sz w:val="16"/>
-          <w:szCs w:val="16"/>
-        </w:rPr>
-        <w:t>(</w:t>
-      </w:r>
-      <w:proofErr w:type="gramEnd"/>
-      <w:r>
-        <w:rPr>
-          <w:sz w:val="16"/>
-          <w:szCs w:val="16"/>
-        </w:rPr>
-        <w:t>)</w:t>
+        <w:t>import pytest</w:t>
+      </w:r>
+    </w:p>
+    <w:p>
+      <w:pPr>
+        <w:spacing w:after="0" w:line="20" w:lineRule="atLeast"/>
+        <w:rPr>
+          <w:sz w:val="16"/>
+          <w:szCs w:val="16"/>
+        </w:rPr>
+      </w:pPr>
+      <w:r>
+        <w:rPr>
+          <w:sz w:val="16"/>
+          <w:szCs w:val="16"/>
+        </w:rPr>
+        <w:t>from selenium import webdriver</w:t>
+      </w:r>
+    </w:p>
+    <w:p>
+      <w:pPr>
+        <w:spacing w:after="0" w:line="20" w:lineRule="atLeast"/>
+        <w:rPr>
+          <w:sz w:val="16"/>
+          <w:szCs w:val="16"/>
+        </w:rPr>
+      </w:pPr>
+      <w:r>
+        <w:rPr>
+          <w:sz w:val="16"/>
+          <w:szCs w:val="16"/>
+        </w:rPr>
+        <w:t>@pytest.fixture</w:t>
+      </w:r>
+    </w:p>
+    <w:p>
+      <w:pPr>
+        <w:spacing w:after="0" w:line="20" w:lineRule="atLeast"/>
+        <w:rPr>
+          <w:sz w:val="16"/>
+          <w:szCs w:val="16"/>
+        </w:rPr>
+      </w:pPr>
+      <w:r>
+        <w:rPr>
+          <w:sz w:val="16"/>
+          <w:szCs w:val="16"/>
+        </w:rPr>
+        <w:t>def driver():</w:t>
+      </w:r>
+    </w:p>
+    <w:p>
+      <w:pPr>
+        <w:spacing w:after="0" w:line="20" w:lineRule="atLeast"/>
+        <w:rPr>
+          <w:sz w:val="16"/>
+          <w:szCs w:val="16"/>
+        </w:rPr>
+      </w:pPr>
+      <w:r>
+        <w:rPr>
+          <w:sz w:val="16"/>
+          <w:szCs w:val="16"/>
+        </w:rPr>
+        <w:t xml:space="preserve">    driver = webdriver.Chrome()</w:t>
+      </w:r>
+    </w:p>
+    <w:p>
+      <w:pPr>
+        <w:spacing w:after="0" w:line="20" w:lineRule="atLeast"/>
+        <w:rPr>
+          <w:sz w:val="16"/>
+          <w:szCs w:val="16"/>
+        </w:rPr>
+      </w:pPr>
+      <w:r>
+        <w:rPr>
+          <w:sz w:val="16"/>
+          <w:szCs w:val="16"/>
+        </w:rPr>
+        <w:t xml:space="preserve">    driver.maximize_window()</w:t>
       </w:r>
     </w:p>
     <w:p>
@@ -5577,25 +4285,7 @@
           <w:sz w:val="16"/>
           <w:szCs w:val="16"/>
         </w:rPr>
-        <w:t xml:space="preserve">    </w:t>
-      </w:r>
-      <w:proofErr w:type="spellStart"/>
-      <w:proofErr w:type="gramStart"/>
-      <w:r>
-        <w:rPr>
-          <w:sz w:val="16"/>
-          <w:szCs w:val="16"/>
-        </w:rPr>
-        <w:t>driver.quit</w:t>
-      </w:r>
-      <w:proofErr w:type="spellEnd"/>
-      <w:proofErr w:type="gramEnd"/>
-      <w:r>
-        <w:rPr>
-          <w:sz w:val="16"/>
-          <w:szCs w:val="16"/>
-        </w:rPr>
-        <w:t>()</w:t>
+        <w:t xml:space="preserve">    driver.quit()</w:t>
       </w:r>
     </w:p>
     <w:p>
@@ -5670,7 +4360,7 @@
           <w:szCs w:val="16"/>
         </w:rPr>
         <w:pict w14:anchorId="7283F931">
-          <v:rect id="_x0000_i1621" style="width:0;height:1.5pt" o:hralign="center" o:hrstd="t" o:hr="t" fillcolor="#a0a0a0" stroked="f"/>
+          <v:rect id="_x0000_i1047" style="width:0;height:1.5pt" o:hralign="center" o:hrstd="t" o:hr="t" fillcolor="#a0a0a0" stroked="f"/>
         </w:pict>
       </w:r>
     </w:p>
@@ -5741,90 +4431,40 @@
           <w:sz w:val="16"/>
           <w:szCs w:val="16"/>
         </w:rPr>
-        <w:t xml:space="preserve">import </w:t>
-      </w:r>
-      <w:proofErr w:type="spellStart"/>
-      <w:r>
-        <w:rPr>
-          <w:sz w:val="16"/>
-          <w:szCs w:val="16"/>
-        </w:rPr>
-        <w:t>pytest</w:t>
-      </w:r>
-      <w:proofErr w:type="spellEnd"/>
-    </w:p>
-    <w:p>
-      <w:pPr>
-        <w:spacing w:after="0" w:line="20" w:lineRule="atLeast"/>
-        <w:rPr>
-          <w:sz w:val="16"/>
-          <w:szCs w:val="16"/>
-        </w:rPr>
-      </w:pPr>
-      <w:r>
-        <w:rPr>
-          <w:sz w:val="16"/>
-          <w:szCs w:val="16"/>
-        </w:rPr>
-        <w:t xml:space="preserve">from </w:t>
-      </w:r>
-      <w:proofErr w:type="spellStart"/>
-      <w:r>
-        <w:rPr>
-          <w:sz w:val="16"/>
-          <w:szCs w:val="16"/>
-        </w:rPr>
-        <w:t>pytest_bdd</w:t>
-      </w:r>
-      <w:proofErr w:type="spellEnd"/>
-      <w:r>
-        <w:rPr>
-          <w:sz w:val="16"/>
-          <w:szCs w:val="16"/>
-        </w:rPr>
-        <w:t xml:space="preserve"> import scenarios, given, when, then</w:t>
-      </w:r>
-    </w:p>
-    <w:p>
-      <w:pPr>
-        <w:spacing w:after="0" w:line="20" w:lineRule="atLeast"/>
-        <w:rPr>
-          <w:sz w:val="16"/>
-          <w:szCs w:val="16"/>
-        </w:rPr>
-      </w:pPr>
-      <w:r>
-        <w:rPr>
-          <w:sz w:val="16"/>
-          <w:szCs w:val="16"/>
-        </w:rPr>
-        <w:t xml:space="preserve">from </w:t>
-      </w:r>
-      <w:proofErr w:type="spellStart"/>
-      <w:r>
-        <w:rPr>
-          <w:sz w:val="16"/>
-          <w:szCs w:val="16"/>
-        </w:rPr>
-        <w:t>pages.login_page</w:t>
-      </w:r>
-      <w:proofErr w:type="spellEnd"/>
-      <w:r>
-        <w:rPr>
-          <w:sz w:val="16"/>
-          <w:szCs w:val="16"/>
-        </w:rPr>
-        <w:t xml:space="preserve"> import </w:t>
-      </w:r>
-      <w:proofErr w:type="spellStart"/>
-      <w:r>
-        <w:rPr>
-          <w:sz w:val="16"/>
-          <w:szCs w:val="16"/>
-        </w:rPr>
-        <w:t>LoginPage</w:t>
-      </w:r>
-      <w:proofErr w:type="spellEnd"/>
+        <w:t>import pytest</w:t>
+      </w:r>
+    </w:p>
+    <w:p>
+      <w:pPr>
+        <w:spacing w:after="0" w:line="20" w:lineRule="atLeast"/>
+        <w:rPr>
+          <w:sz w:val="16"/>
+          <w:szCs w:val="16"/>
+        </w:rPr>
+      </w:pPr>
+      <w:r>
+        <w:rPr>
+          <w:sz w:val="16"/>
+          <w:szCs w:val="16"/>
+        </w:rPr>
+        <w:t>from pytest_bdd import scenarios, given, when, then</w:t>
+      </w:r>
+    </w:p>
+    <w:p>
+      <w:pPr>
+        <w:spacing w:after="0" w:line="20" w:lineRule="atLeast"/>
+        <w:rPr>
+          <w:sz w:val="16"/>
+          <w:szCs w:val="16"/>
+        </w:rPr>
+      </w:pPr>
+      <w:r>
+        <w:rPr>
+          <w:sz w:val="16"/>
+          <w:szCs w:val="16"/>
+        </w:rPr>
+        <w:t>from pages.login_page import LoginPage</w:t>
+      </w:r>
     </w:p>
     <w:p>
       <w:pPr>
@@ -5864,212 +4504,123 @@
           <w:sz w:val="16"/>
           <w:szCs w:val="16"/>
         </w:rPr>
-        <w:t>scenarios("../features/</w:t>
-      </w:r>
-      <w:proofErr w:type="spellStart"/>
-      <w:r>
-        <w:rPr>
-          <w:sz w:val="16"/>
-          <w:szCs w:val="16"/>
-        </w:rPr>
-        <w:t>login.feature</w:t>
-      </w:r>
-      <w:proofErr w:type="spellEnd"/>
-      <w:r>
-        <w:rPr>
-          <w:sz w:val="16"/>
-          <w:szCs w:val="16"/>
-        </w:rPr>
-        <w:t>")</w:t>
-      </w:r>
-    </w:p>
-    <w:p>
-      <w:pPr>
-        <w:spacing w:after="0" w:line="20" w:lineRule="atLeast"/>
-        <w:rPr>
-          <w:sz w:val="16"/>
-          <w:szCs w:val="16"/>
-        </w:rPr>
-      </w:pPr>
-    </w:p>
-    <w:p>
-      <w:pPr>
-        <w:spacing w:after="0" w:line="20" w:lineRule="atLeast"/>
-        <w:rPr>
-          <w:sz w:val="16"/>
-          <w:szCs w:val="16"/>
-        </w:rPr>
-      </w:pPr>
-    </w:p>
-    <w:p>
-      <w:pPr>
-        <w:spacing w:after="0" w:line="20" w:lineRule="atLeast"/>
-        <w:rPr>
-          <w:sz w:val="16"/>
-          <w:szCs w:val="16"/>
-        </w:rPr>
-      </w:pPr>
-      <w:r>
-        <w:rPr>
-          <w:sz w:val="16"/>
-          <w:szCs w:val="16"/>
-        </w:rPr>
-        <w:t>@</w:t>
-      </w:r>
-      <w:proofErr w:type="gramStart"/>
-      <w:r>
-        <w:rPr>
-          <w:sz w:val="16"/>
-          <w:szCs w:val="16"/>
-        </w:rPr>
-        <w:t>pytest.fixture</w:t>
-      </w:r>
-      <w:proofErr w:type="gramEnd"/>
-    </w:p>
-    <w:p>
-      <w:pPr>
-        <w:spacing w:after="0" w:line="20" w:lineRule="atLeast"/>
-        <w:rPr>
-          <w:sz w:val="16"/>
-          <w:szCs w:val="16"/>
-        </w:rPr>
-      </w:pPr>
-      <w:r>
-        <w:rPr>
-          <w:sz w:val="16"/>
-          <w:szCs w:val="16"/>
-        </w:rPr>
-        <w:t xml:space="preserve">def </w:t>
-      </w:r>
-      <w:proofErr w:type="spellStart"/>
-      <w:r>
-        <w:rPr>
-          <w:sz w:val="16"/>
-          <w:szCs w:val="16"/>
-        </w:rPr>
-        <w:t>login_page</w:t>
-      </w:r>
-      <w:proofErr w:type="spellEnd"/>
-      <w:r>
-        <w:rPr>
-          <w:sz w:val="16"/>
-          <w:szCs w:val="16"/>
-        </w:rPr>
-        <w:t>(driver):</w:t>
-      </w:r>
-    </w:p>
-    <w:p>
-      <w:pPr>
-        <w:spacing w:after="0" w:line="20" w:lineRule="atLeast"/>
-        <w:rPr>
-          <w:sz w:val="16"/>
-          <w:szCs w:val="16"/>
-        </w:rPr>
-      </w:pPr>
-      <w:r>
-        <w:rPr>
-          <w:sz w:val="16"/>
-          <w:szCs w:val="16"/>
-        </w:rPr>
-        <w:t xml:space="preserve">    return </w:t>
-      </w:r>
-      <w:proofErr w:type="spellStart"/>
-      <w:r>
-        <w:rPr>
-          <w:sz w:val="16"/>
-          <w:szCs w:val="16"/>
-        </w:rPr>
-        <w:t>LoginPage</w:t>
-      </w:r>
-      <w:proofErr w:type="spellEnd"/>
-      <w:r>
-        <w:rPr>
-          <w:sz w:val="16"/>
-          <w:szCs w:val="16"/>
-        </w:rPr>
-        <w:t>(driver)</w:t>
-      </w:r>
-    </w:p>
-    <w:p>
-      <w:pPr>
-        <w:spacing w:after="0" w:line="20" w:lineRule="atLeast"/>
-        <w:rPr>
-          <w:sz w:val="16"/>
-          <w:szCs w:val="16"/>
-        </w:rPr>
-      </w:pPr>
-    </w:p>
-    <w:p>
-      <w:pPr>
-        <w:spacing w:after="0" w:line="20" w:lineRule="atLeast"/>
-        <w:rPr>
-          <w:sz w:val="16"/>
-          <w:szCs w:val="16"/>
-        </w:rPr>
-      </w:pPr>
-    </w:p>
-    <w:p>
-      <w:pPr>
-        <w:spacing w:after="0" w:line="20" w:lineRule="atLeast"/>
-        <w:rPr>
-          <w:sz w:val="16"/>
-          <w:szCs w:val="16"/>
-        </w:rPr>
-      </w:pPr>
-      <w:r>
-        <w:rPr>
-          <w:sz w:val="16"/>
-          <w:szCs w:val="16"/>
-        </w:rPr>
-        <w:t>@</w:t>
-      </w:r>
-      <w:proofErr w:type="gramStart"/>
-      <w:r>
-        <w:rPr>
-          <w:sz w:val="16"/>
-          <w:szCs w:val="16"/>
-        </w:rPr>
-        <w:t>given(</w:t>
-      </w:r>
-      <w:proofErr w:type="gramEnd"/>
-      <w:r>
-        <w:rPr>
-          <w:sz w:val="16"/>
-          <w:szCs w:val="16"/>
-        </w:rPr>
-        <w:t>"user launches browser")</w:t>
-      </w:r>
-    </w:p>
-    <w:p>
-      <w:pPr>
-        <w:spacing w:after="0" w:line="20" w:lineRule="atLeast"/>
-        <w:rPr>
-          <w:sz w:val="16"/>
-          <w:szCs w:val="16"/>
-        </w:rPr>
-      </w:pPr>
-      <w:r>
-        <w:rPr>
-          <w:sz w:val="16"/>
-          <w:szCs w:val="16"/>
-        </w:rPr>
-        <w:t xml:space="preserve">def </w:t>
-      </w:r>
-      <w:proofErr w:type="spellStart"/>
-      <w:r>
-        <w:rPr>
-          <w:sz w:val="16"/>
-          <w:szCs w:val="16"/>
-        </w:rPr>
-        <w:t>launch_browser</w:t>
-      </w:r>
-      <w:proofErr w:type="spellEnd"/>
-      <w:r>
-        <w:rPr>
-          <w:sz w:val="16"/>
-          <w:szCs w:val="16"/>
-        </w:rPr>
-        <w:t>(driver):</w:t>
+        <w:t>scenarios("../features/login.feature")</w:t>
+      </w:r>
+    </w:p>
+    <w:p>
+      <w:pPr>
+        <w:spacing w:after="0" w:line="20" w:lineRule="atLeast"/>
+        <w:rPr>
+          <w:sz w:val="16"/>
+          <w:szCs w:val="16"/>
+        </w:rPr>
+      </w:pPr>
+    </w:p>
+    <w:p>
+      <w:pPr>
+        <w:spacing w:after="0" w:line="20" w:lineRule="atLeast"/>
+        <w:rPr>
+          <w:sz w:val="16"/>
+          <w:szCs w:val="16"/>
+        </w:rPr>
+      </w:pPr>
+    </w:p>
+    <w:p>
+      <w:pPr>
+        <w:spacing w:after="0" w:line="20" w:lineRule="atLeast"/>
+        <w:rPr>
+          <w:sz w:val="16"/>
+          <w:szCs w:val="16"/>
+        </w:rPr>
+      </w:pPr>
+      <w:r>
+        <w:rPr>
+          <w:sz w:val="16"/>
+          <w:szCs w:val="16"/>
+        </w:rPr>
+        <w:t>@pytest.fixture</w:t>
+      </w:r>
+    </w:p>
+    <w:p>
+      <w:pPr>
+        <w:spacing w:after="0" w:line="20" w:lineRule="atLeast"/>
+        <w:rPr>
+          <w:sz w:val="16"/>
+          <w:szCs w:val="16"/>
+        </w:rPr>
+      </w:pPr>
+      <w:r>
+        <w:rPr>
+          <w:sz w:val="16"/>
+          <w:szCs w:val="16"/>
+        </w:rPr>
+        <w:t>def login_page(driver):</w:t>
+      </w:r>
+    </w:p>
+    <w:p>
+      <w:pPr>
+        <w:spacing w:after="0" w:line="20" w:lineRule="atLeast"/>
+        <w:rPr>
+          <w:sz w:val="16"/>
+          <w:szCs w:val="16"/>
+        </w:rPr>
+      </w:pPr>
+      <w:r>
+        <w:rPr>
+          <w:sz w:val="16"/>
+          <w:szCs w:val="16"/>
+        </w:rPr>
+        <w:t xml:space="preserve">    return LoginPage(driver)</w:t>
+      </w:r>
+    </w:p>
+    <w:p>
+      <w:pPr>
+        <w:spacing w:after="0" w:line="20" w:lineRule="atLeast"/>
+        <w:rPr>
+          <w:sz w:val="16"/>
+          <w:szCs w:val="16"/>
+        </w:rPr>
+      </w:pPr>
+    </w:p>
+    <w:p>
+      <w:pPr>
+        <w:spacing w:after="0" w:line="20" w:lineRule="atLeast"/>
+        <w:rPr>
+          <w:sz w:val="16"/>
+          <w:szCs w:val="16"/>
+        </w:rPr>
+      </w:pPr>
+    </w:p>
+    <w:p>
+      <w:pPr>
+        <w:spacing w:after="0" w:line="20" w:lineRule="atLeast"/>
+        <w:rPr>
+          <w:sz w:val="16"/>
+          <w:szCs w:val="16"/>
+        </w:rPr>
+      </w:pPr>
+      <w:r>
+        <w:rPr>
+          <w:sz w:val="16"/>
+          <w:szCs w:val="16"/>
+        </w:rPr>
+        <w:t>@given("user launches browser")</w:t>
+      </w:r>
+    </w:p>
+    <w:p>
+      <w:pPr>
+        <w:spacing w:after="0" w:line="20" w:lineRule="atLeast"/>
+        <w:rPr>
+          <w:sz w:val="16"/>
+          <w:szCs w:val="16"/>
+        </w:rPr>
+      </w:pPr>
+      <w:r>
+        <w:rPr>
+          <w:sz w:val="16"/>
+          <w:szCs w:val="16"/>
+        </w:rPr>
+        <w:t>def launch_browser(driver):</w:t>
       </w:r>
     </w:p>
     <w:p>
@@ -6119,553 +4670,254 @@
           <w:sz w:val="16"/>
           <w:szCs w:val="16"/>
         </w:rPr>
-        <w:t>@</w:t>
-      </w:r>
-      <w:proofErr w:type="gramStart"/>
-      <w:r>
-        <w:rPr>
-          <w:sz w:val="16"/>
-          <w:szCs w:val="16"/>
-        </w:rPr>
-        <w:t>given(</w:t>
-      </w:r>
-      <w:proofErr w:type="gramEnd"/>
-      <w:r>
-        <w:rPr>
-          <w:sz w:val="16"/>
-          <w:szCs w:val="16"/>
-        </w:rPr>
-        <w:t>"user opens login page")</w:t>
-      </w:r>
-    </w:p>
-    <w:p>
-      <w:pPr>
-        <w:spacing w:after="0" w:line="20" w:lineRule="atLeast"/>
-        <w:rPr>
-          <w:sz w:val="16"/>
-          <w:szCs w:val="16"/>
-        </w:rPr>
-      </w:pPr>
-      <w:r>
-        <w:rPr>
-          <w:sz w:val="16"/>
-          <w:szCs w:val="16"/>
-        </w:rPr>
-        <w:t xml:space="preserve">def </w:t>
-      </w:r>
-      <w:proofErr w:type="spellStart"/>
-      <w:r>
-        <w:rPr>
-          <w:sz w:val="16"/>
-          <w:szCs w:val="16"/>
-        </w:rPr>
-        <w:t>open_login_page</w:t>
-      </w:r>
-      <w:proofErr w:type="spellEnd"/>
-      <w:r>
-        <w:rPr>
-          <w:sz w:val="16"/>
-          <w:szCs w:val="16"/>
-        </w:rPr>
-        <w:t>(driver):</w:t>
-      </w:r>
-    </w:p>
-    <w:p>
-      <w:pPr>
-        <w:spacing w:after="0" w:line="20" w:lineRule="atLeast"/>
-        <w:rPr>
-          <w:sz w:val="16"/>
-          <w:szCs w:val="16"/>
-        </w:rPr>
-      </w:pPr>
-      <w:r>
-        <w:rPr>
-          <w:sz w:val="16"/>
-          <w:szCs w:val="16"/>
-        </w:rPr>
-        <w:t xml:space="preserve">    </w:t>
-      </w:r>
-      <w:proofErr w:type="spellStart"/>
-      <w:r>
-        <w:rPr>
-          <w:sz w:val="16"/>
-          <w:szCs w:val="16"/>
-        </w:rPr>
-        <w:t>driver.get</w:t>
-      </w:r>
-      <w:proofErr w:type="spellEnd"/>
-      <w:r>
-        <w:rPr>
-          <w:sz w:val="16"/>
-          <w:szCs w:val="16"/>
-        </w:rPr>
-        <w:t>("https://example.com/login")</w:t>
-      </w:r>
-    </w:p>
-    <w:p>
-      <w:pPr>
-        <w:spacing w:after="0" w:line="20" w:lineRule="atLeast"/>
-        <w:rPr>
-          <w:sz w:val="16"/>
-          <w:szCs w:val="16"/>
-        </w:rPr>
-      </w:pPr>
-    </w:p>
-    <w:p>
-      <w:pPr>
-        <w:spacing w:after="0" w:line="20" w:lineRule="atLeast"/>
-        <w:rPr>
-          <w:sz w:val="16"/>
-          <w:szCs w:val="16"/>
-        </w:rPr>
-      </w:pPr>
-    </w:p>
-    <w:p>
-      <w:pPr>
-        <w:spacing w:after="0" w:line="20" w:lineRule="atLeast"/>
-        <w:rPr>
-          <w:sz w:val="16"/>
-          <w:szCs w:val="16"/>
-        </w:rPr>
-      </w:pPr>
-      <w:r>
-        <w:rPr>
-          <w:sz w:val="16"/>
-          <w:szCs w:val="16"/>
-        </w:rPr>
-        <w:t>@</w:t>
-      </w:r>
-      <w:proofErr w:type="gramStart"/>
-      <w:r>
-        <w:rPr>
-          <w:sz w:val="16"/>
-          <w:szCs w:val="16"/>
-        </w:rPr>
-        <w:t>when(</w:t>
-      </w:r>
-      <w:proofErr w:type="gramEnd"/>
-      <w:r>
-        <w:rPr>
-          <w:sz w:val="16"/>
-          <w:szCs w:val="16"/>
-        </w:rPr>
-        <w:t>"user enters username and password")</w:t>
-      </w:r>
-    </w:p>
-    <w:p>
-      <w:pPr>
-        <w:spacing w:after="0" w:line="20" w:lineRule="atLeast"/>
-        <w:rPr>
-          <w:sz w:val="16"/>
-          <w:szCs w:val="16"/>
-        </w:rPr>
-      </w:pPr>
-      <w:r>
-        <w:rPr>
-          <w:sz w:val="16"/>
-          <w:szCs w:val="16"/>
-        </w:rPr>
-        <w:t xml:space="preserve">def </w:t>
-      </w:r>
-      <w:proofErr w:type="spellStart"/>
-      <w:r>
-        <w:rPr>
-          <w:sz w:val="16"/>
-          <w:szCs w:val="16"/>
-        </w:rPr>
-        <w:t>enter_credentials</w:t>
-      </w:r>
-      <w:proofErr w:type="spellEnd"/>
-      <w:r>
-        <w:rPr>
-          <w:sz w:val="16"/>
-          <w:szCs w:val="16"/>
-        </w:rPr>
-        <w:t>(</w:t>
-      </w:r>
-      <w:proofErr w:type="spellStart"/>
-      <w:r>
-        <w:rPr>
-          <w:sz w:val="16"/>
-          <w:szCs w:val="16"/>
-        </w:rPr>
-        <w:t>login_page</w:t>
-      </w:r>
-      <w:proofErr w:type="spellEnd"/>
-      <w:r>
-        <w:rPr>
-          <w:sz w:val="16"/>
-          <w:szCs w:val="16"/>
-        </w:rPr>
-        <w:t>):</w:t>
-      </w:r>
-    </w:p>
-    <w:p>
-      <w:pPr>
-        <w:spacing w:after="0" w:line="20" w:lineRule="atLeast"/>
-        <w:rPr>
-          <w:sz w:val="16"/>
-          <w:szCs w:val="16"/>
-        </w:rPr>
-      </w:pPr>
-      <w:r>
-        <w:rPr>
-          <w:sz w:val="16"/>
-          <w:szCs w:val="16"/>
-        </w:rPr>
-        <w:t xml:space="preserve">    </w:t>
-      </w:r>
-      <w:proofErr w:type="spellStart"/>
-      <w:r>
-        <w:rPr>
-          <w:sz w:val="16"/>
-          <w:szCs w:val="16"/>
-        </w:rPr>
-        <w:t>login_</w:t>
-      </w:r>
-      <w:proofErr w:type="gramStart"/>
-      <w:r>
-        <w:rPr>
-          <w:sz w:val="16"/>
-          <w:szCs w:val="16"/>
-        </w:rPr>
-        <w:t>page.enter</w:t>
-      </w:r>
-      <w:proofErr w:type="gramEnd"/>
-      <w:r>
-        <w:rPr>
-          <w:sz w:val="16"/>
-          <w:szCs w:val="16"/>
-        </w:rPr>
-        <w:t>_username</w:t>
-      </w:r>
-      <w:proofErr w:type="spellEnd"/>
-      <w:r>
-        <w:rPr>
-          <w:sz w:val="16"/>
-          <w:szCs w:val="16"/>
-        </w:rPr>
-        <w:t>("admin")</w:t>
-      </w:r>
-    </w:p>
-    <w:p>
-      <w:pPr>
-        <w:spacing w:after="0" w:line="20" w:lineRule="atLeast"/>
-        <w:rPr>
-          <w:sz w:val="16"/>
-          <w:szCs w:val="16"/>
-        </w:rPr>
-      </w:pPr>
-      <w:r>
-        <w:rPr>
-          <w:sz w:val="16"/>
-          <w:szCs w:val="16"/>
-        </w:rPr>
-        <w:t xml:space="preserve">    </w:t>
-      </w:r>
-      <w:proofErr w:type="spellStart"/>
-      <w:r>
-        <w:rPr>
-          <w:sz w:val="16"/>
-          <w:szCs w:val="16"/>
-        </w:rPr>
-        <w:t>login_</w:t>
-      </w:r>
-      <w:proofErr w:type="gramStart"/>
-      <w:r>
-        <w:rPr>
-          <w:sz w:val="16"/>
-          <w:szCs w:val="16"/>
-        </w:rPr>
-        <w:t>page.enter</w:t>
-      </w:r>
-      <w:proofErr w:type="gramEnd"/>
-      <w:r>
-        <w:rPr>
-          <w:sz w:val="16"/>
-          <w:szCs w:val="16"/>
-        </w:rPr>
-        <w:t>_password</w:t>
-      </w:r>
-      <w:proofErr w:type="spellEnd"/>
-      <w:r>
-        <w:rPr>
-          <w:sz w:val="16"/>
-          <w:szCs w:val="16"/>
-        </w:rPr>
-        <w:t>("admin123")</w:t>
-      </w:r>
-    </w:p>
-    <w:p>
-      <w:pPr>
-        <w:spacing w:after="0" w:line="20" w:lineRule="atLeast"/>
-        <w:rPr>
-          <w:sz w:val="16"/>
-          <w:szCs w:val="16"/>
-        </w:rPr>
-      </w:pPr>
-    </w:p>
-    <w:p>
-      <w:pPr>
-        <w:spacing w:after="0" w:line="20" w:lineRule="atLeast"/>
-        <w:rPr>
-          <w:sz w:val="16"/>
-          <w:szCs w:val="16"/>
-        </w:rPr>
-      </w:pPr>
-    </w:p>
-    <w:p>
-      <w:pPr>
-        <w:spacing w:after="0" w:line="20" w:lineRule="atLeast"/>
-        <w:rPr>
-          <w:sz w:val="16"/>
-          <w:szCs w:val="16"/>
-        </w:rPr>
-      </w:pPr>
-      <w:r>
-        <w:rPr>
-          <w:sz w:val="16"/>
-          <w:szCs w:val="16"/>
-        </w:rPr>
-        <w:t>@</w:t>
-      </w:r>
-      <w:proofErr w:type="gramStart"/>
-      <w:r>
-        <w:rPr>
-          <w:sz w:val="16"/>
-          <w:szCs w:val="16"/>
-        </w:rPr>
-        <w:t>when(</w:t>
-      </w:r>
-      <w:proofErr w:type="gramEnd"/>
-      <w:r>
-        <w:rPr>
-          <w:sz w:val="16"/>
-          <w:szCs w:val="16"/>
-        </w:rPr>
-        <w:t>"user clicks login button")</w:t>
-      </w:r>
-    </w:p>
-    <w:p>
-      <w:pPr>
-        <w:spacing w:after="0" w:line="20" w:lineRule="atLeast"/>
-        <w:rPr>
-          <w:sz w:val="16"/>
-          <w:szCs w:val="16"/>
-        </w:rPr>
-      </w:pPr>
-      <w:r>
-        <w:rPr>
-          <w:sz w:val="16"/>
-          <w:szCs w:val="16"/>
-        </w:rPr>
-        <w:t xml:space="preserve">def </w:t>
-      </w:r>
-      <w:proofErr w:type="spellStart"/>
-      <w:r>
-        <w:rPr>
-          <w:sz w:val="16"/>
-          <w:szCs w:val="16"/>
-        </w:rPr>
-        <w:t>click_login</w:t>
-      </w:r>
-      <w:proofErr w:type="spellEnd"/>
-      <w:r>
-        <w:rPr>
-          <w:sz w:val="16"/>
-          <w:szCs w:val="16"/>
-        </w:rPr>
-        <w:t>(</w:t>
-      </w:r>
-      <w:proofErr w:type="spellStart"/>
-      <w:r>
-        <w:rPr>
-          <w:sz w:val="16"/>
-          <w:szCs w:val="16"/>
-        </w:rPr>
-        <w:t>login_page</w:t>
-      </w:r>
-      <w:proofErr w:type="spellEnd"/>
-      <w:r>
-        <w:rPr>
-          <w:sz w:val="16"/>
-          <w:szCs w:val="16"/>
-        </w:rPr>
-        <w:t>):</w:t>
-      </w:r>
-    </w:p>
-    <w:p>
-      <w:pPr>
-        <w:spacing w:after="0" w:line="20" w:lineRule="atLeast"/>
-        <w:rPr>
-          <w:sz w:val="16"/>
-          <w:szCs w:val="16"/>
-        </w:rPr>
-      </w:pPr>
-      <w:r>
-        <w:rPr>
-          <w:sz w:val="16"/>
-          <w:szCs w:val="16"/>
-        </w:rPr>
-        <w:t xml:space="preserve">    </w:t>
-      </w:r>
-      <w:proofErr w:type="spellStart"/>
-      <w:r>
-        <w:rPr>
-          <w:sz w:val="16"/>
-          <w:szCs w:val="16"/>
-        </w:rPr>
-        <w:t>login_</w:t>
-      </w:r>
-      <w:proofErr w:type="gramStart"/>
-      <w:r>
-        <w:rPr>
-          <w:sz w:val="16"/>
-          <w:szCs w:val="16"/>
-        </w:rPr>
-        <w:t>page.click</w:t>
-      </w:r>
-      <w:proofErr w:type="gramEnd"/>
-      <w:r>
-        <w:rPr>
-          <w:sz w:val="16"/>
-          <w:szCs w:val="16"/>
-        </w:rPr>
-        <w:t>_</w:t>
-      </w:r>
-      <w:proofErr w:type="gramStart"/>
-      <w:r>
-        <w:rPr>
-          <w:sz w:val="16"/>
-          <w:szCs w:val="16"/>
-        </w:rPr>
-        <w:t>login</w:t>
-      </w:r>
-      <w:proofErr w:type="spellEnd"/>
-      <w:r>
-        <w:rPr>
-          <w:sz w:val="16"/>
-          <w:szCs w:val="16"/>
-        </w:rPr>
-        <w:t>(</w:t>
-      </w:r>
-      <w:proofErr w:type="gramEnd"/>
-      <w:r>
-        <w:rPr>
-          <w:sz w:val="16"/>
-          <w:szCs w:val="16"/>
-        </w:rPr>
-        <w:t>)</w:t>
-      </w:r>
-    </w:p>
-    <w:p>
-      <w:pPr>
-        <w:spacing w:after="0" w:line="20" w:lineRule="atLeast"/>
-        <w:rPr>
-          <w:sz w:val="16"/>
-          <w:szCs w:val="16"/>
-        </w:rPr>
-      </w:pPr>
-    </w:p>
-    <w:p>
-      <w:pPr>
-        <w:spacing w:after="0" w:line="20" w:lineRule="atLeast"/>
-        <w:rPr>
-          <w:sz w:val="16"/>
-          <w:szCs w:val="16"/>
-        </w:rPr>
-      </w:pPr>
-    </w:p>
-    <w:p>
-      <w:pPr>
-        <w:spacing w:after="0" w:line="20" w:lineRule="atLeast"/>
-        <w:rPr>
-          <w:sz w:val="16"/>
-          <w:szCs w:val="16"/>
-        </w:rPr>
-      </w:pPr>
-      <w:r>
-        <w:rPr>
-          <w:sz w:val="16"/>
-          <w:szCs w:val="16"/>
-        </w:rPr>
-        <w:t>@</w:t>
-      </w:r>
-      <w:proofErr w:type="gramStart"/>
-      <w:r>
-        <w:rPr>
-          <w:sz w:val="16"/>
-          <w:szCs w:val="16"/>
-        </w:rPr>
-        <w:t>then(</w:t>
-      </w:r>
-      <w:proofErr w:type="gramEnd"/>
-      <w:r>
-        <w:rPr>
-          <w:sz w:val="16"/>
-          <w:szCs w:val="16"/>
-        </w:rPr>
-        <w:t>"user should see dashboard page")</w:t>
-      </w:r>
-    </w:p>
-    <w:p>
-      <w:pPr>
-        <w:spacing w:after="0" w:line="20" w:lineRule="atLeast"/>
-        <w:rPr>
-          <w:sz w:val="16"/>
-          <w:szCs w:val="16"/>
-        </w:rPr>
-      </w:pPr>
-      <w:r>
-        <w:rPr>
-          <w:sz w:val="16"/>
-          <w:szCs w:val="16"/>
-        </w:rPr>
-        <w:t xml:space="preserve">def </w:t>
-      </w:r>
-      <w:proofErr w:type="spellStart"/>
-      <w:r>
-        <w:rPr>
-          <w:sz w:val="16"/>
-          <w:szCs w:val="16"/>
-        </w:rPr>
-        <w:t>verify_dashboard</w:t>
-      </w:r>
-      <w:proofErr w:type="spellEnd"/>
-      <w:r>
-        <w:rPr>
-          <w:sz w:val="16"/>
-          <w:szCs w:val="16"/>
-        </w:rPr>
-        <w:t>(driver):</w:t>
-      </w:r>
-    </w:p>
-    <w:p>
-      <w:pPr>
-        <w:spacing w:after="0" w:line="20" w:lineRule="atLeast"/>
-        <w:rPr>
-          <w:sz w:val="16"/>
-          <w:szCs w:val="16"/>
-        </w:rPr>
-      </w:pPr>
-      <w:r>
-        <w:rPr>
-          <w:sz w:val="16"/>
-          <w:szCs w:val="16"/>
-        </w:rPr>
-        <w:t xml:space="preserve">    assert "Dashboard" in </w:t>
-      </w:r>
-      <w:proofErr w:type="spellStart"/>
-      <w:proofErr w:type="gramStart"/>
-      <w:r>
-        <w:rPr>
-          <w:sz w:val="16"/>
-          <w:szCs w:val="16"/>
-        </w:rPr>
-        <w:t>driver.title</w:t>
-      </w:r>
-      <w:proofErr w:type="spellEnd"/>
-      <w:proofErr w:type="gramEnd"/>
+        <w:t>@given("user opens login page")</w:t>
+      </w:r>
+    </w:p>
+    <w:p>
+      <w:pPr>
+        <w:spacing w:after="0" w:line="20" w:lineRule="atLeast"/>
+        <w:rPr>
+          <w:sz w:val="16"/>
+          <w:szCs w:val="16"/>
+        </w:rPr>
+      </w:pPr>
+      <w:r>
+        <w:rPr>
+          <w:sz w:val="16"/>
+          <w:szCs w:val="16"/>
+        </w:rPr>
+        <w:t>def open_login_page(driver):</w:t>
+      </w:r>
+    </w:p>
+    <w:p>
+      <w:pPr>
+        <w:spacing w:after="0" w:line="20" w:lineRule="atLeast"/>
+        <w:rPr>
+          <w:sz w:val="16"/>
+          <w:szCs w:val="16"/>
+        </w:rPr>
+      </w:pPr>
+      <w:r>
+        <w:rPr>
+          <w:sz w:val="16"/>
+          <w:szCs w:val="16"/>
+        </w:rPr>
+        <w:t xml:space="preserve">    driver.get("https://example.com/login")</w:t>
+      </w:r>
+    </w:p>
+    <w:p>
+      <w:pPr>
+        <w:spacing w:after="0" w:line="20" w:lineRule="atLeast"/>
+        <w:rPr>
+          <w:sz w:val="16"/>
+          <w:szCs w:val="16"/>
+        </w:rPr>
+      </w:pPr>
+    </w:p>
+    <w:p>
+      <w:pPr>
+        <w:spacing w:after="0" w:line="20" w:lineRule="atLeast"/>
+        <w:rPr>
+          <w:sz w:val="16"/>
+          <w:szCs w:val="16"/>
+        </w:rPr>
+      </w:pPr>
+    </w:p>
+    <w:p>
+      <w:pPr>
+        <w:spacing w:after="0" w:line="20" w:lineRule="atLeast"/>
+        <w:rPr>
+          <w:sz w:val="16"/>
+          <w:szCs w:val="16"/>
+        </w:rPr>
+      </w:pPr>
+      <w:r>
+        <w:rPr>
+          <w:sz w:val="16"/>
+          <w:szCs w:val="16"/>
+        </w:rPr>
+        <w:t>@when("user enters username and password")</w:t>
+      </w:r>
+    </w:p>
+    <w:p>
+      <w:pPr>
+        <w:spacing w:after="0" w:line="20" w:lineRule="atLeast"/>
+        <w:rPr>
+          <w:sz w:val="16"/>
+          <w:szCs w:val="16"/>
+        </w:rPr>
+      </w:pPr>
+      <w:r>
+        <w:rPr>
+          <w:sz w:val="16"/>
+          <w:szCs w:val="16"/>
+        </w:rPr>
+        <w:t>def enter_credentials(login_page):</w:t>
+      </w:r>
+    </w:p>
+    <w:p>
+      <w:pPr>
+        <w:spacing w:after="0" w:line="20" w:lineRule="atLeast"/>
+        <w:rPr>
+          <w:sz w:val="16"/>
+          <w:szCs w:val="16"/>
+        </w:rPr>
+      </w:pPr>
+      <w:r>
+        <w:rPr>
+          <w:sz w:val="16"/>
+          <w:szCs w:val="16"/>
+        </w:rPr>
+        <w:t xml:space="preserve">    login_page.enter_username("admin")</w:t>
+      </w:r>
+    </w:p>
+    <w:p>
+      <w:pPr>
+        <w:spacing w:after="0" w:line="20" w:lineRule="atLeast"/>
+        <w:rPr>
+          <w:sz w:val="16"/>
+          <w:szCs w:val="16"/>
+        </w:rPr>
+      </w:pPr>
+      <w:r>
+        <w:rPr>
+          <w:sz w:val="16"/>
+          <w:szCs w:val="16"/>
+        </w:rPr>
+        <w:t xml:space="preserve">    login_page.enter_password("admin123")</w:t>
+      </w:r>
+    </w:p>
+    <w:p>
+      <w:pPr>
+        <w:spacing w:after="0" w:line="20" w:lineRule="atLeast"/>
+        <w:rPr>
+          <w:sz w:val="16"/>
+          <w:szCs w:val="16"/>
+        </w:rPr>
+      </w:pPr>
+    </w:p>
+    <w:p>
+      <w:pPr>
+        <w:spacing w:after="0" w:line="20" w:lineRule="atLeast"/>
+        <w:rPr>
+          <w:sz w:val="16"/>
+          <w:szCs w:val="16"/>
+        </w:rPr>
+      </w:pPr>
+    </w:p>
+    <w:p>
+      <w:pPr>
+        <w:spacing w:after="0" w:line="20" w:lineRule="atLeast"/>
+        <w:rPr>
+          <w:sz w:val="16"/>
+          <w:szCs w:val="16"/>
+        </w:rPr>
+      </w:pPr>
+      <w:r>
+        <w:rPr>
+          <w:sz w:val="16"/>
+          <w:szCs w:val="16"/>
+        </w:rPr>
+        <w:t>@when("user clicks login button")</w:t>
+      </w:r>
+    </w:p>
+    <w:p>
+      <w:pPr>
+        <w:spacing w:after="0" w:line="20" w:lineRule="atLeast"/>
+        <w:rPr>
+          <w:sz w:val="16"/>
+          <w:szCs w:val="16"/>
+        </w:rPr>
+      </w:pPr>
+      <w:r>
+        <w:rPr>
+          <w:sz w:val="16"/>
+          <w:szCs w:val="16"/>
+        </w:rPr>
+        <w:t>def click_login(login_page):</w:t>
+      </w:r>
+    </w:p>
+    <w:p>
+      <w:pPr>
+        <w:spacing w:after="0" w:line="20" w:lineRule="atLeast"/>
+        <w:rPr>
+          <w:sz w:val="16"/>
+          <w:szCs w:val="16"/>
+        </w:rPr>
+      </w:pPr>
+      <w:r>
+        <w:rPr>
+          <w:sz w:val="16"/>
+          <w:szCs w:val="16"/>
+        </w:rPr>
+        <w:t xml:space="preserve">    login_page.click_login()</w:t>
+      </w:r>
+    </w:p>
+    <w:p>
+      <w:pPr>
+        <w:spacing w:after="0" w:line="20" w:lineRule="atLeast"/>
+        <w:rPr>
+          <w:sz w:val="16"/>
+          <w:szCs w:val="16"/>
+        </w:rPr>
+      </w:pPr>
+    </w:p>
+    <w:p>
+      <w:pPr>
+        <w:spacing w:after="0" w:line="20" w:lineRule="atLeast"/>
+        <w:rPr>
+          <w:sz w:val="16"/>
+          <w:szCs w:val="16"/>
+        </w:rPr>
+      </w:pPr>
+    </w:p>
+    <w:p>
+      <w:pPr>
+        <w:spacing w:after="0" w:line="20" w:lineRule="atLeast"/>
+        <w:rPr>
+          <w:sz w:val="16"/>
+          <w:szCs w:val="16"/>
+        </w:rPr>
+      </w:pPr>
+      <w:r>
+        <w:rPr>
+          <w:sz w:val="16"/>
+          <w:szCs w:val="16"/>
+        </w:rPr>
+        <w:t>@then("user should see dashboard page")</w:t>
+      </w:r>
+    </w:p>
+    <w:p>
+      <w:pPr>
+        <w:spacing w:after="0" w:line="20" w:lineRule="atLeast"/>
+        <w:rPr>
+          <w:sz w:val="16"/>
+          <w:szCs w:val="16"/>
+        </w:rPr>
+      </w:pPr>
+      <w:r>
+        <w:rPr>
+          <w:sz w:val="16"/>
+          <w:szCs w:val="16"/>
+        </w:rPr>
+        <w:t>def verify_dashboard(driver):</w:t>
+      </w:r>
+    </w:p>
+    <w:p>
+      <w:pPr>
+        <w:spacing w:after="0" w:line="20" w:lineRule="atLeast"/>
+        <w:rPr>
+          <w:sz w:val="16"/>
+          <w:szCs w:val="16"/>
+        </w:rPr>
+      </w:pPr>
+      <w:r>
+        <w:rPr>
+          <w:sz w:val="16"/>
+          <w:szCs w:val="16"/>
+        </w:rPr>
+        <w:t xml:space="preserve">    assert "Dashboard" in driver.title</w:t>
+      </w:r>
     </w:p>
     <w:p>
       <w:pPr>
@@ -6681,7 +4933,7 @@
           <w:szCs w:val="16"/>
         </w:rPr>
         <w:pict w14:anchorId="4BFBB58D">
-          <v:rect id="_x0000_i1622" style="width:0;height:1.5pt" o:hralign="center" o:hrstd="t" o:hr="t" fillcolor="#a0a0a0" stroked="f"/>
+          <v:rect id="_x0000_i1048" style="width:0;height:1.5pt" o:hralign="center" o:hrstd="t" o:hr="t" fillcolor="#a0a0a0" stroked="f"/>
         </w:pict>
       </w:r>
     </w:p>
@@ -6768,23 +5020,7 @@
           <w:sz w:val="16"/>
           <w:szCs w:val="16"/>
         </w:rPr>
-        <w:t>@</w:t>
-      </w:r>
-      <w:proofErr w:type="gramStart"/>
-      <w:r>
-        <w:rPr>
-          <w:sz w:val="16"/>
-          <w:szCs w:val="16"/>
-        </w:rPr>
-        <w:t>given(</w:t>
-      </w:r>
-      <w:proofErr w:type="gramEnd"/>
-      <w:r>
-        <w:rPr>
-          <w:sz w:val="16"/>
-          <w:szCs w:val="16"/>
-        </w:rPr>
-        <w:t>"user launches browser")</w:t>
+        <w:t>@given("user launches browser")</w:t>
       </w:r>
     </w:p>
     <w:p>
@@ -6801,7 +5037,7 @@
           <w:szCs w:val="16"/>
         </w:rPr>
         <w:pict w14:anchorId="1270B9AB">
-          <v:rect id="_x0000_i1623" style="width:0;height:1.5pt" o:hralign="center" o:hrstd="t" o:hr="t" fillcolor="#a0a0a0" stroked="f"/>
+          <v:rect id="_x0000_i1049" style="width:0;height:1.5pt" o:hralign="center" o:hrstd="t" o:hr="t" fillcolor="#a0a0a0" stroked="f"/>
         </w:pict>
       </w:r>
     </w:p>
@@ -6832,27 +5068,7 @@
           <w:sz w:val="16"/>
           <w:szCs w:val="16"/>
         </w:rPr>
-        <w:t xml:space="preserve"> Step 6: </w:t>
-      </w:r>
-      <w:proofErr w:type="spellStart"/>
-      <w:r>
-        <w:rPr>
-          <w:b/>
-          <w:bCs/>
-          <w:sz w:val="16"/>
-          <w:szCs w:val="16"/>
-        </w:rPr>
-        <w:t>pytest</w:t>
-      </w:r>
-      <w:proofErr w:type="spellEnd"/>
-      <w:r>
-        <w:rPr>
-          <w:b/>
-          <w:bCs/>
-          <w:sz w:val="16"/>
-          <w:szCs w:val="16"/>
-        </w:rPr>
-        <w:t xml:space="preserve"> Configuration</w:t>
+        <w:t xml:space="preserve"> Step 6: pytest Configuration</w:t>
       </w:r>
     </w:p>
     <w:p>
@@ -6892,83 +5108,40 @@
           <w:sz w:val="16"/>
           <w:szCs w:val="16"/>
         </w:rPr>
-        <w:t>[</w:t>
-      </w:r>
-      <w:proofErr w:type="spellStart"/>
-      <w:r>
-        <w:rPr>
-          <w:sz w:val="16"/>
-          <w:szCs w:val="16"/>
-        </w:rPr>
-        <w:t>pytest</w:t>
-      </w:r>
-      <w:proofErr w:type="spellEnd"/>
-      <w:r>
-        <w:rPr>
-          <w:sz w:val="16"/>
-          <w:szCs w:val="16"/>
-        </w:rPr>
-        <w:t>]</w:t>
-      </w:r>
-    </w:p>
-    <w:p>
-      <w:pPr>
-        <w:spacing w:after="0" w:line="20" w:lineRule="atLeast"/>
-        <w:rPr>
-          <w:sz w:val="16"/>
-          <w:szCs w:val="16"/>
-        </w:rPr>
-      </w:pPr>
-      <w:proofErr w:type="spellStart"/>
-      <w:r>
-        <w:rPr>
-          <w:sz w:val="16"/>
-          <w:szCs w:val="16"/>
-        </w:rPr>
-        <w:t>addopts</w:t>
-      </w:r>
-      <w:proofErr w:type="spellEnd"/>
-      <w:r>
-        <w:rPr>
-          <w:sz w:val="16"/>
-          <w:szCs w:val="16"/>
-        </w:rPr>
-        <w:t xml:space="preserve"> = -v --html=reports/report.html</w:t>
-      </w:r>
-    </w:p>
-    <w:p>
-      <w:pPr>
-        <w:spacing w:after="0" w:line="20" w:lineRule="atLeast"/>
-        <w:rPr>
-          <w:sz w:val="16"/>
-          <w:szCs w:val="16"/>
-        </w:rPr>
-      </w:pPr>
-      <w:proofErr w:type="spellStart"/>
-      <w:r>
-        <w:rPr>
-          <w:sz w:val="16"/>
-          <w:szCs w:val="16"/>
-        </w:rPr>
-        <w:t>testpaths</w:t>
-      </w:r>
-      <w:proofErr w:type="spellEnd"/>
-      <w:r>
-        <w:rPr>
-          <w:sz w:val="16"/>
-          <w:szCs w:val="16"/>
-        </w:rPr>
-        <w:t xml:space="preserve"> = </w:t>
-      </w:r>
-      <w:proofErr w:type="spellStart"/>
-      <w:r>
-        <w:rPr>
-          <w:sz w:val="16"/>
-          <w:szCs w:val="16"/>
-        </w:rPr>
-        <w:t>step_definitions</w:t>
-      </w:r>
-      <w:proofErr w:type="spellEnd"/>
+        <w:t>[pytest]</w:t>
+      </w:r>
+    </w:p>
+    <w:p>
+      <w:pPr>
+        <w:spacing w:after="0" w:line="20" w:lineRule="atLeast"/>
+        <w:rPr>
+          <w:sz w:val="16"/>
+          <w:szCs w:val="16"/>
+        </w:rPr>
+      </w:pPr>
+      <w:r>
+        <w:rPr>
+          <w:sz w:val="16"/>
+          <w:szCs w:val="16"/>
+        </w:rPr>
+        <w:t>addopts = -v --html=reports/report.html</w:t>
+      </w:r>
+    </w:p>
+    <w:p>
+      <w:pPr>
+        <w:spacing w:after="0" w:line="20" w:lineRule="atLeast"/>
+        <w:rPr>
+          <w:sz w:val="16"/>
+          <w:szCs w:val="16"/>
+        </w:rPr>
+      </w:pPr>
+      <w:r>
+        <w:rPr>
+          <w:sz w:val="16"/>
+          <w:szCs w:val="16"/>
+        </w:rPr>
+        <w:t>testpaths = step_definitions</w:t>
+      </w:r>
     </w:p>
     <w:p>
       <w:pPr>
@@ -6984,7 +5157,7 @@
           <w:szCs w:val="16"/>
         </w:rPr>
         <w:pict w14:anchorId="098F87A0">
-          <v:rect id="_x0000_i1624" style="width:0;height:1.5pt" o:hralign="center" o:hrstd="t" o:hr="t" fillcolor="#a0a0a0" stroked="f"/>
+          <v:rect id="_x0000_i1050" style="width:0;height:1.5pt" o:hralign="center" o:hrstd="t" o:hr="t" fillcolor="#a0a0a0" stroked="f"/>
         </w:pict>
       </w:r>
     </w:p>
@@ -7050,7 +5223,6 @@
           <w:szCs w:val="16"/>
         </w:rPr>
       </w:pPr>
-      <w:proofErr w:type="spellStart"/>
       <w:r>
         <w:rPr>
           <w:sz w:val="16"/>
@@ -7058,17 +5230,15 @@
         </w:rPr>
         <w:t>pytest</w:t>
       </w:r>
-      <w:proofErr w:type="spellEnd"/>
-    </w:p>
-    <w:p>
-      <w:pPr>
-        <w:spacing w:after="0" w:line="20" w:lineRule="atLeast"/>
-        <w:rPr>
-          <w:sz w:val="16"/>
-          <w:szCs w:val="16"/>
-        </w:rPr>
-      </w:pPr>
-      <w:proofErr w:type="spellStart"/>
+    </w:p>
+    <w:p>
+      <w:pPr>
+        <w:spacing w:after="0" w:line="20" w:lineRule="atLeast"/>
+        <w:rPr>
+          <w:sz w:val="16"/>
+          <w:szCs w:val="16"/>
+        </w:rPr>
+      </w:pPr>
       <w:r>
         <w:rPr>
           <w:sz w:val="16"/>
@@ -7076,7 +5246,6 @@
         </w:rPr>
         <w:t>pytest-bdd</w:t>
       </w:r>
-      <w:proofErr w:type="spellEnd"/>
     </w:p>
     <w:p>
       <w:pPr>
@@ -7102,21 +5271,12 @@
           <w:szCs w:val="16"/>
         </w:rPr>
       </w:pPr>
-      <w:proofErr w:type="spellStart"/>
-      <w:r>
-        <w:rPr>
-          <w:sz w:val="16"/>
-          <w:szCs w:val="16"/>
-        </w:rPr>
-        <w:t>pytest</w:t>
-      </w:r>
-      <w:proofErr w:type="spellEnd"/>
-      <w:r>
-        <w:rPr>
-          <w:sz w:val="16"/>
-          <w:szCs w:val="16"/>
-        </w:rPr>
-        <w:t>-html</w:t>
+      <w:r>
+        <w:rPr>
+          <w:sz w:val="16"/>
+          <w:szCs w:val="16"/>
+        </w:rPr>
+        <w:t>pytest-html</w:t>
       </w:r>
     </w:p>
     <w:p>
@@ -7165,7 +5325,7 @@
           <w:szCs w:val="16"/>
         </w:rPr>
         <w:pict w14:anchorId="6252C8EF">
-          <v:rect id="_x0000_i1625" style="width:0;height:1.5pt" o:hralign="center" o:hrstd="t" o:hr="t" fillcolor="#a0a0a0" stroked="f"/>
+          <v:rect id="_x0000_i1051" style="width:0;height:1.5pt" o:hralign="center" o:hrstd="t" o:hr="t" fillcolor="#a0a0a0" stroked="f"/>
         </w:pict>
       </w:r>
     </w:p>
@@ -7207,7 +5367,6 @@
           <w:szCs w:val="16"/>
         </w:rPr>
       </w:pPr>
-      <w:proofErr w:type="spellStart"/>
       <w:r>
         <w:rPr>
           <w:sz w:val="16"/>
@@ -7215,7 +5374,6 @@
         </w:rPr>
         <w:t>pytest</w:t>
       </w:r>
-      <w:proofErr w:type="spellEnd"/>
     </w:p>
     <w:p>
       <w:pPr>
@@ -7231,7 +5389,7 @@
           <w:szCs w:val="16"/>
         </w:rPr>
         <w:pict w14:anchorId="1CF3616D">
-          <v:rect id="_x0000_i1626" style="width:0;height:1.5pt" o:hralign="center" o:hrstd="t" o:hr="t" fillcolor="#a0a0a0" stroked="f"/>
+          <v:rect id="_x0000_i1052" style="width:0;height:1.5pt" o:hralign="center" o:hrstd="t" o:hr="t" fillcolor="#a0a0a0" stroked="f"/>
         </w:pict>
       </w:r>
     </w:p>
@@ -7310,23 +5468,7 @@
           <w:sz w:val="16"/>
           <w:szCs w:val="16"/>
         </w:rPr>
-        <w:t>Step Definitions (</w:t>
-      </w:r>
-      <w:proofErr w:type="spellStart"/>
-      <w:r>
-        <w:rPr>
-          <w:sz w:val="16"/>
-          <w:szCs w:val="16"/>
-        </w:rPr>
-        <w:t>pytest-bdd</w:t>
-      </w:r>
-      <w:proofErr w:type="spellEnd"/>
-      <w:r>
-        <w:rPr>
-          <w:sz w:val="16"/>
-          <w:szCs w:val="16"/>
-        </w:rPr>
-        <w:t>)</w:t>
+        <w:t>Step Definitions (pytest-bdd)</w:t>
       </w:r>
     </w:p>
     <w:p>
@@ -7439,7 +5581,7 @@
           <w:szCs w:val="16"/>
         </w:rPr>
         <w:pict w14:anchorId="3FED5BF4">
-          <v:rect id="_x0000_i1627" style="width:0;height:1.5pt" o:hralign="center" o:hrstd="t" o:hr="t" fillcolor="#a0a0a0" stroked="f"/>
+          <v:rect id="_x0000_i1053" style="width:0;height:1.5pt" o:hralign="center" o:hrstd="t" o:hr="t" fillcolor="#a0a0a0" stroked="f"/>
         </w:pict>
       </w:r>
     </w:p>
@@ -7552,7 +5694,7 @@
           <w:szCs w:val="16"/>
         </w:rPr>
         <w:pict w14:anchorId="0FED72D0">
-          <v:rect id="_x0000_i1628" style="width:0;height:1.5pt" o:hralign="center" o:hrstd="t" o:hr="t" fillcolor="#a0a0a0" stroked="f"/>
+          <v:rect id="_x0000_i1054" style="width:0;height:1.5pt" o:hralign="center" o:hrstd="t" o:hr="t" fillcolor="#a0a0a0" stroked="f"/>
         </w:pict>
       </w:r>
     </w:p>
@@ -7594,21 +5736,12 @@
           <w:szCs w:val="16"/>
         </w:rPr>
       </w:pPr>
-      <w:proofErr w:type="spellStart"/>
-      <w:r>
-        <w:rPr>
-          <w:sz w:val="16"/>
-          <w:szCs w:val="16"/>
-        </w:rPr>
-        <w:t>pytest</w:t>
-      </w:r>
-      <w:proofErr w:type="spellEnd"/>
-      <w:r>
-        <w:rPr>
-          <w:sz w:val="16"/>
-          <w:szCs w:val="16"/>
-        </w:rPr>
-        <w:t xml:space="preserve"> --html=reports/report.html</w:t>
+      <w:r>
+        <w:rPr>
+          <w:sz w:val="16"/>
+          <w:szCs w:val="16"/>
+        </w:rPr>
+        <w:t>pytest --html=reports/report.html</w:t>
       </w:r>
     </w:p>
     <w:p>
@@ -7658,7 +5791,7 @@
           <w:szCs w:val="16"/>
         </w:rPr>
         <w:pict w14:anchorId="235A60DE">
-          <v:rect id="_x0000_i1629" style="width:0;height:1.5pt" o:hralign="center" o:hrstd="t" o:hr="t" fillcolor="#a0a0a0" stroked="f"/>
+          <v:rect id="_x0000_i1055" style="width:0;height:1.5pt" o:hralign="center" o:hrstd="t" o:hr="t" fillcolor="#a0a0a0" stroked="f"/>
         </w:pict>
       </w:r>
     </w:p>
@@ -7772,7 +5905,7 @@
           <w:szCs w:val="16"/>
         </w:rPr>
         <w:pict w14:anchorId="5D42ED2D">
-          <v:rect id="_x0000_i1630" style="width:0;height:1.5pt" o:hralign="center" o:hrstd="t" o:hr="t" fillcolor="#a0a0a0" stroked="f"/>
+          <v:rect id="_x0000_i1056" style="width:0;height:1.5pt" o:hralign="center" o:hrstd="t" o:hr="t" fillcolor="#a0a0a0" stroked="f"/>
         </w:pict>
       </w:r>
     </w:p>
@@ -7819,105 +5952,39 @@
           <w:sz w:val="16"/>
           <w:szCs w:val="16"/>
         </w:rPr>
-        <w:t xml:space="preserve">def </w:t>
-      </w:r>
-      <w:proofErr w:type="spellStart"/>
-      <w:r>
-        <w:rPr>
-          <w:sz w:val="16"/>
-          <w:szCs w:val="16"/>
-        </w:rPr>
-        <w:t>pytest_runtest_</w:t>
-      </w:r>
-      <w:proofErr w:type="gramStart"/>
-      <w:r>
-        <w:rPr>
-          <w:sz w:val="16"/>
-          <w:szCs w:val="16"/>
-        </w:rPr>
-        <w:t>makereport</w:t>
-      </w:r>
-      <w:proofErr w:type="spellEnd"/>
-      <w:r>
-        <w:rPr>
-          <w:sz w:val="16"/>
-          <w:szCs w:val="16"/>
-        </w:rPr>
-        <w:t>(</w:t>
-      </w:r>
-      <w:proofErr w:type="gramEnd"/>
-      <w:r>
-        <w:rPr>
-          <w:sz w:val="16"/>
-          <w:szCs w:val="16"/>
-        </w:rPr>
-        <w:t>item, call):</w:t>
-      </w:r>
-    </w:p>
-    <w:p>
-      <w:pPr>
-        <w:spacing w:after="0" w:line="20" w:lineRule="atLeast"/>
-        <w:rPr>
-          <w:sz w:val="16"/>
-          <w:szCs w:val="16"/>
-        </w:rPr>
-      </w:pPr>
-      <w:r>
-        <w:rPr>
-          <w:sz w:val="16"/>
-          <w:szCs w:val="16"/>
-        </w:rPr>
-        <w:t xml:space="preserve">    if </w:t>
-      </w:r>
-      <w:proofErr w:type="spellStart"/>
-      <w:proofErr w:type="gramStart"/>
-      <w:r>
-        <w:rPr>
-          <w:sz w:val="16"/>
-          <w:szCs w:val="16"/>
-        </w:rPr>
-        <w:t>call.excinfo</w:t>
-      </w:r>
-      <w:proofErr w:type="spellEnd"/>
-      <w:proofErr w:type="gramEnd"/>
-      <w:r>
-        <w:rPr>
-          <w:sz w:val="16"/>
-          <w:szCs w:val="16"/>
-        </w:rPr>
-        <w:t>:</w:t>
-      </w:r>
-    </w:p>
-    <w:p>
-      <w:pPr>
-        <w:spacing w:after="0" w:line="20" w:lineRule="atLeast"/>
-        <w:rPr>
-          <w:sz w:val="16"/>
-          <w:szCs w:val="16"/>
-        </w:rPr>
-      </w:pPr>
-      <w:r>
-        <w:rPr>
-          <w:sz w:val="16"/>
-          <w:szCs w:val="16"/>
-        </w:rPr>
-        <w:t xml:space="preserve">        driver = </w:t>
-      </w:r>
-      <w:proofErr w:type="spellStart"/>
-      <w:r>
-        <w:rPr>
-          <w:sz w:val="16"/>
-          <w:szCs w:val="16"/>
-        </w:rPr>
-        <w:t>item.funcargs.get</w:t>
-      </w:r>
-      <w:proofErr w:type="spellEnd"/>
-      <w:r>
-        <w:rPr>
-          <w:sz w:val="16"/>
-          <w:szCs w:val="16"/>
-        </w:rPr>
-        <w:t>("driver")</w:t>
+        <w:t>def pytest_runtest_makereport(item, call):</w:t>
+      </w:r>
+    </w:p>
+    <w:p>
+      <w:pPr>
+        <w:spacing w:after="0" w:line="20" w:lineRule="atLeast"/>
+        <w:rPr>
+          <w:sz w:val="16"/>
+          <w:szCs w:val="16"/>
+        </w:rPr>
+      </w:pPr>
+      <w:r>
+        <w:rPr>
+          <w:sz w:val="16"/>
+          <w:szCs w:val="16"/>
+        </w:rPr>
+        <w:t xml:space="preserve">    if call.excinfo:</w:t>
+      </w:r>
+    </w:p>
+    <w:p>
+      <w:pPr>
+        <w:spacing w:after="0" w:line="20" w:lineRule="atLeast"/>
+        <w:rPr>
+          <w:sz w:val="16"/>
+          <w:szCs w:val="16"/>
+        </w:rPr>
+      </w:pPr>
+      <w:r>
+        <w:rPr>
+          <w:sz w:val="16"/>
+          <w:szCs w:val="16"/>
+        </w:rPr>
+        <w:t xml:space="preserve">        driver = item.funcargs.get("driver")</w:t>
       </w:r>
     </w:p>
     <w:p>
@@ -7949,32 +6016,7 @@
           <w:sz w:val="16"/>
           <w:szCs w:val="16"/>
         </w:rPr>
-        <w:t xml:space="preserve">            </w:t>
-      </w:r>
-      <w:proofErr w:type="spellStart"/>
-      <w:proofErr w:type="gramStart"/>
-      <w:r>
-        <w:rPr>
-          <w:sz w:val="16"/>
-          <w:szCs w:val="16"/>
-        </w:rPr>
-        <w:t>driver.save</w:t>
-      </w:r>
-      <w:proofErr w:type="gramEnd"/>
-      <w:r>
-        <w:rPr>
-          <w:sz w:val="16"/>
-          <w:szCs w:val="16"/>
-        </w:rPr>
-        <w:t>_screenshot</w:t>
-      </w:r>
-      <w:proofErr w:type="spellEnd"/>
-      <w:r>
-        <w:rPr>
-          <w:sz w:val="16"/>
-          <w:szCs w:val="16"/>
-        </w:rPr>
-        <w:t>("reports/failure.png")</w:t>
+        <w:t xml:space="preserve">            driver.save_screenshot("reports/failure.png")</w:t>
       </w:r>
     </w:p>
     <w:p>
@@ -7991,7 +6033,7 @@
           <w:szCs w:val="16"/>
         </w:rPr>
         <w:pict w14:anchorId="6B91D0F4">
-          <v:rect id="_x0000_i1631" style="width:0;height:1.5pt" o:hralign="center" o:hrstd="t" o:hr="t" fillcolor="#a0a0a0" stroked="f"/>
+          <v:rect id="_x0000_i1057" style="width:0;height:1.5pt" o:hralign="center" o:hrstd="t" o:hr="t" fillcolor="#a0a0a0" stroked="f"/>
         </w:pict>
       </w:r>
     </w:p>
@@ -8033,53 +6075,28 @@
           <w:szCs w:val="16"/>
         </w:rPr>
       </w:pPr>
-      <w:proofErr w:type="spellStart"/>
-      <w:r>
-        <w:rPr>
-          <w:sz w:val="16"/>
-          <w:szCs w:val="16"/>
-        </w:rPr>
-        <w:t>pytest</w:t>
-      </w:r>
-      <w:proofErr w:type="spellEnd"/>
-      <w:r>
-        <w:rPr>
-          <w:sz w:val="16"/>
-          <w:szCs w:val="16"/>
-        </w:rPr>
-        <w:t xml:space="preserve"> -n 4</w:t>
-      </w:r>
-    </w:p>
-    <w:p>
-      <w:pPr>
-        <w:spacing w:after="0" w:line="20" w:lineRule="atLeast"/>
-        <w:rPr>
-          <w:sz w:val="16"/>
-          <w:szCs w:val="16"/>
-        </w:rPr>
-      </w:pPr>
-      <w:r>
-        <w:rPr>
-          <w:sz w:val="16"/>
-          <w:szCs w:val="16"/>
-        </w:rPr>
-        <w:t xml:space="preserve">(using </w:t>
-      </w:r>
-      <w:proofErr w:type="spellStart"/>
-      <w:r>
-        <w:rPr>
-          <w:sz w:val="16"/>
-          <w:szCs w:val="16"/>
-        </w:rPr>
-        <w:t>pytest-xdist</w:t>
-      </w:r>
-      <w:proofErr w:type="spellEnd"/>
-      <w:r>
-        <w:rPr>
-          <w:sz w:val="16"/>
-          <w:szCs w:val="16"/>
-        </w:rPr>
-        <w:t>)</w:t>
+      <w:r>
+        <w:rPr>
+          <w:sz w:val="16"/>
+          <w:szCs w:val="16"/>
+        </w:rPr>
+        <w:t>pytest -n 4</w:t>
+      </w:r>
+    </w:p>
+    <w:p>
+      <w:pPr>
+        <w:spacing w:after="0" w:line="20" w:lineRule="atLeast"/>
+        <w:rPr>
+          <w:sz w:val="16"/>
+          <w:szCs w:val="16"/>
+        </w:rPr>
+      </w:pPr>
+      <w:r>
+        <w:rPr>
+          <w:sz w:val="16"/>
+          <w:szCs w:val="16"/>
+        </w:rPr>
+        <w:t>(using pytest-xdist)</w:t>
       </w:r>
     </w:p>
     <w:p>
@@ -8096,7 +6113,7 @@
           <w:szCs w:val="16"/>
         </w:rPr>
         <w:pict w14:anchorId="540A1946">
-          <v:rect id="_x0000_i1632" style="width:0;height:1.5pt" o:hralign="center" o:hrstd="t" o:hr="t" fillcolor="#a0a0a0" stroked="f"/>
+          <v:rect id="_x0000_i1058" style="width:0;height:1.5pt" o:hralign="center" o:hrstd="t" o:hr="t" fillcolor="#a0a0a0" stroked="f"/>
         </w:pict>
       </w:r>
     </w:p>
@@ -8186,21 +6203,12 @@
           <w:szCs w:val="16"/>
         </w:rPr>
       </w:pPr>
-      <w:proofErr w:type="spellStart"/>
-      <w:r>
-        <w:rPr>
-          <w:sz w:val="16"/>
-          <w:szCs w:val="16"/>
-        </w:rPr>
-        <w:t>pytest</w:t>
-      </w:r>
-      <w:proofErr w:type="spellEnd"/>
-      <w:r>
-        <w:rPr>
-          <w:sz w:val="16"/>
-          <w:szCs w:val="16"/>
-        </w:rPr>
-        <w:t xml:space="preserve"> -m smoke</w:t>
+      <w:r>
+        <w:rPr>
+          <w:sz w:val="16"/>
+          <w:szCs w:val="16"/>
+        </w:rPr>
+        <w:t>pytest -m smoke</w:t>
       </w:r>
     </w:p>
     <w:p>
@@ -8217,7 +6225,7 @@
           <w:szCs w:val="16"/>
         </w:rPr>
         <w:pict w14:anchorId="22787D5B">
-          <v:rect id="_x0000_i1633" style="width:0;height:1.5pt" o:hralign="center" o:hrstd="t" o:hr="t" fillcolor="#a0a0a0" stroked="f"/>
+          <v:rect id="_x0000_i1059" style="width:0;height:1.5pt" o:hralign="center" o:hrstd="t" o:hr="t" fillcolor="#a0a0a0" stroked="f"/>
         </w:pict>
       </w:r>
     </w:p>
@@ -8337,7 +6345,7 @@
           <w:szCs w:val="16"/>
         </w:rPr>
         <w:pict w14:anchorId="036DC742">
-          <v:rect id="_x0000_i1634" style="width:0;height:1.5pt" o:hralign="center" o:hrstd="t" o:hr="t" fillcolor="#a0a0a0" stroked="f"/>
+          <v:rect id="_x0000_i1060" style="width:0;height:1.5pt" o:hralign="center" o:hrstd="t" o:hr="t" fillcolor="#a0a0a0" stroked="f"/>
         </w:pict>
       </w:r>
     </w:p>
@@ -8403,39 +6411,7 @@
           <w:sz w:val="16"/>
           <w:szCs w:val="16"/>
         </w:rPr>
-        <w:t xml:space="preserve">“Instead of Java Cucumber, I use </w:t>
-      </w:r>
-      <w:proofErr w:type="spellStart"/>
-      <w:r>
-        <w:rPr>
-          <w:sz w:val="16"/>
-          <w:szCs w:val="16"/>
-        </w:rPr>
-        <w:t>pytest-bdd</w:t>
-      </w:r>
-      <w:proofErr w:type="spellEnd"/>
-      <w:r>
-        <w:rPr>
-          <w:sz w:val="16"/>
-          <w:szCs w:val="16"/>
-        </w:rPr>
-        <w:t xml:space="preserve"> with Selenium. It gives better flexibility using </w:t>
-      </w:r>
-      <w:proofErr w:type="spellStart"/>
-      <w:r>
-        <w:rPr>
-          <w:sz w:val="16"/>
-          <w:szCs w:val="16"/>
-        </w:rPr>
-        <w:t>pytest</w:t>
-      </w:r>
-      <w:proofErr w:type="spellEnd"/>
-      <w:r>
-        <w:rPr>
-          <w:sz w:val="16"/>
-          <w:szCs w:val="16"/>
-        </w:rPr>
-        <w:t xml:space="preserve"> fixtures, supports parallel execution, integrates easily with CI/CD, and helps build a scalable automation framework using Page Object Model.”</w:t>
+        <w:t>“Instead of Java Cucumber, I use pytest-bdd with Selenium. It gives better flexibility using pytest fixtures, supports parallel execution, integrates easily with CI/CD, and helps build a scalable automation framework using Page Object Model.”</w:t>
       </w:r>
     </w:p>
     <w:p>
@@ -8452,7 +6428,7 @@
           <w:szCs w:val="16"/>
         </w:rPr>
         <w:pict w14:anchorId="2581CF1F">
-          <v:rect id="_x0000_i1635" style="width:0;height:1.5pt" o:hralign="center" o:hrstd="t" o:hr="t" fillcolor="#a0a0a0" stroked="f"/>
+          <v:rect id="_x0000_i1061" style="width:0;height:1.5pt" o:hralign="center" o:hrstd="t" o:hr="t" fillcolor="#a0a0a0" stroked="f"/>
         </w:pict>
       </w:r>
     </w:p>
@@ -8592,7 +6568,7 @@
     <w:sectPr>
       <w:pgSz w:w="11906" w:h="16838"/>
       <w:pgMar w:top="284" w:right="284" w:bottom="284" w:left="284" w:header="708" w:footer="708" w:gutter="0"/>
-      <w:cols w:num="2" w:space="708"/>
+      <w:cols w:num="2" w:sep="1" w:space="227"/>
       <w:docGrid w:linePitch="360"/>
     </w:sectPr>
   </w:body>
@@ -15543,6 +13519,7 @@
   <w:style w:type="character" w:default="1" w:styleId="DefaultParagraphFont">
     <w:name w:val="Default Paragraph Font"/>
     <w:uiPriority w:val="1"/>
+    <w:semiHidden/>
     <w:unhideWhenUsed/>
   </w:style>
   <w:style w:type="table" w:default="1" w:styleId="TableNormal">
